--- a/QTQLĐT&HTQT03/QTQLĐT&HTQT03BM04.docx
+++ b/QTQLĐT&HTQT03/QTQLĐT&HTQT03BM04.docx
@@ -1,7 +1,2140 @@
 
 <file path=word/document.xml><?xml version="1.0" encoding="utf-8"?>
-<w:document xmlns:wpc="http://schemas.microsoft.com/office/word/2010/wordprocessingCanvas" xmlns:cx="http://schemas.microsoft.com/office/drawing/2014/chartex" xmlns:cx1="http://schemas.microsoft.com/office/drawing/2015/9/8/chartex" xmlns:cx2="http://schemas.microsoft.com/office/drawing/2015/10/21/chartex" xmlns:cx3="http://schemas.microsoft.com/office/drawing/2016/5/9/chartex" xmlns:cx4="http://schemas.microsoft.com/office/drawing/2016/5/10/chartex" xmlns:cx5="http://schemas.microsoft.com/office/drawing/2016/5/11/chartex" xmlns:cx6="http://schemas.microsoft.com/office/drawing/2016/5/12/chartex" xmlns:cx7="http://schemas.microsoft.com/office/drawing/2016/5/13/chartex" xmlns:cx8="http://schemas.microsoft.com/office/drawing/2016/5/14/chartex" xmlns:mc="http://schemas.openxmlformats.org/markup-compatibility/2006" xmlns:aink="http://schemas.microsoft.com/office/drawing/2016/ink" xmlns:am3d="http://schemas.microsoft.com/office/drawing/2017/model3d" xmlns:o="urn:schemas-microsoft-com:office:office" xmlns:oel="http://schemas.microsoft.com/office/2019/extlst" xmlns:r="http://schemas.openxmlformats.org/officeDocument/2006/relationships" xmlns:m="http://schemas.openxmlformats.org/officeDocument/2006/math" xmlns:v="urn:schemas-microsoft-com:vml" xmlns:wp14="http://schemas.microsoft.com/office/word/2010/wordprocessingDrawing" xmlns:wp="http://schemas.openxmlformats.org/drawingml/2006/wordprocessingDrawing" xmlns:w10="urn:schemas-microsoft-com:office:word" xmlns:w="http://schemas.openxmlformats.org/wordprocessingml/2006/main" xmlns:w14="http://schemas.microsoft.com/office/word/2010/wordml" xmlns:w15="http://schemas.microsoft.com/office/word/2012/wordml" xmlns:w16cex="http://schemas.microsoft.com/office/word/2018/wordml/cex" xmlns:w16cid="http://schemas.microsoft.com/office/word/2016/wordml/cid" xmlns:w16="http://schemas.microsoft.com/office/word/2018/wordml" xmlns:w16sdtdh="http://schemas.microsoft.com/office/word/2020/wordml/sdtdatahash" xmlns:w16se="http://schemas.microsoft.com/office/word/2015/wordml/symex" xmlns:wpg="http://schemas.microsoft.com/office/word/2010/wordprocessingGroup" xmlns:wpi="http://schemas.microsoft.com/office/word/2010/wordprocessingInk" xmlns:wne="http://schemas.microsoft.com/office/word/2006/wordml" xmlns:wps="http://schemas.microsoft.com/office/word/2010/wordprocessingShape" mc:Ignorable="w14 w15 w16se w16cid w16 w16cex w16sdtdh wp14">
+<w:document xmlns:wpc="http://schemas.microsoft.com/office/word/2010/wordprocessingCanvas" xmlns:cx="http://schemas.microsoft.com/office/drawing/2014/chartex" xmlns:cx1="http://schemas.microsoft.com/office/drawing/2015/9/8/chartex" xmlns:cx2="http://schemas.microsoft.com/office/drawing/2015/10/21/chartex" xmlns:cx3="http://schemas.microsoft.com/office/drawing/2016/5/9/chartex" xmlns:cx4="http://schemas.microsoft.com/office/drawing/2016/5/10/chartex" xmlns:cx5="http://schemas.microsoft.com/office/drawing/2016/5/11/chartex" xmlns:cx6="http://schemas.microsoft.com/office/drawing/2016/5/12/chartex" xmlns:cx7="http://schemas.microsoft.com/office/drawing/2016/5/13/chartex" xmlns:cx8="http://schemas.microsoft.com/office/drawing/2016/5/14/chartex" xmlns:mc="http://schemas.openxmlformats.org/markup-compatibility/2006" xmlns:aink="http://schemas.microsoft.com/office/drawing/2016/ink" xmlns:am3d="http://schemas.microsoft.com/office/drawing/2017/model3d" xmlns:o="urn:schemas-microsoft-com:office:office" xmlns:oel="http://schemas.microsoft.com/office/2019/extlst" xmlns:r="http://schemas.openxmlformats.org/officeDocument/2006/relationships" xmlns:m="http://schemas.openxmlformats.org/officeDocument/2006/math" xmlns:v="urn:schemas-microsoft-com:vml" xmlns:wp14="http://schemas.microsoft.com/office/word/2010/wordprocessingDrawing" xmlns:wp="http://schemas.openxmlformats.org/drawingml/2006/wordprocessingDrawing" xmlns:w10="urn:schemas-microsoft-com:office:word" xmlns:w="http://schemas.openxmlformats.org/wordprocessingml/2006/main" xmlns:w14="http://schemas.microsoft.com/office/word/2010/wordml" xmlns:w15="http://schemas.microsoft.com/office/word/2012/wordml" xmlns:w16cex="http://schemas.microsoft.com/office/word/2018/wordml/cex" xmlns:w16cid="http://schemas.microsoft.com/office/word/2016/wordml/cid" xmlns:w16="http://schemas.microsoft.com/office/word/2018/wordml" xmlns:w16du="http://schemas.microsoft.com/office/word/2023/wordml/word16du" xmlns:w16sdtdh="http://schemas.microsoft.com/office/word/2020/wordml/sdtdatahash" xmlns:w16sdtfl="http://schemas.microsoft.com/office/word/2024/wordml/sdtformatlock" xmlns:w16se="http://schemas.microsoft.com/office/word/2015/wordml/symex" xmlns:wpg="http://schemas.microsoft.com/office/word/2010/wordprocessingGroup" xmlns:wpi="http://schemas.microsoft.com/office/word/2010/wordprocessingInk" xmlns:wne="http://schemas.microsoft.com/office/word/2006/wordml" xmlns:wps="http://schemas.microsoft.com/office/word/2010/wordprocessingShape" mc:Ignorable="w14 w15 w16se w16cid w16 w16cex w16sdtdh w16sdtfl w16du wp14">
   <w:body>
+    <w:tbl>
+      <w:tblPr>
+        <w:tblStyle w:val="TableGrid"/>
+        <w:tblW w:w="9990" w:type="dxa"/>
+        <w:tblInd w:w="288" w:type="dxa"/>
+        <w:tblBorders>
+          <w:top w:val="none" w:sz="0" w:space="0" w:color="auto"/>
+          <w:left w:val="none" w:sz="0" w:space="0" w:color="auto"/>
+          <w:bottom w:val="none" w:sz="0" w:space="0" w:color="auto"/>
+          <w:right w:val="none" w:sz="0" w:space="0" w:color="auto"/>
+          <w:insideH w:val="none" w:sz="0" w:space="0" w:color="auto"/>
+          <w:insideV w:val="none" w:sz="0" w:space="0" w:color="auto"/>
+        </w:tblBorders>
+        <w:tblLook w:val="04A0" w:firstRow="1" w:lastRow="0" w:firstColumn="1" w:lastColumn="0" w:noHBand="0" w:noVBand="1"/>
+      </w:tblPr>
+      <w:tblGrid>
+        <w:gridCol w:w="3510"/>
+        <w:gridCol w:w="6480"/>
+      </w:tblGrid>
+      <w:tr>
+        <w:trPr>
+          <w:trHeight w:val="990"/>
+        </w:trPr>
+        <w:tc>
+          <w:tcPr>
+            <w:tcW w:w="3510" w:type="dxa"/>
+          </w:tcPr>
+          <w:p>
+            <w:pPr>
+              <w:shd w:val="clear" w:color="auto" w:fill="FFFFFF" w:themeFill="background1"/>
+              <w:spacing w:line="252" w:lineRule="auto"/>
+              <w:jc w:val="center"/>
+              <w:rPr>
+                <w:color w:val="000000" w:themeColor="text1"/>
+                <w:sz w:val="24"/>
+                <w:szCs w:val="24"/>
+              </w:rPr>
+            </w:pPr>
+            <w:r>
+              <w:rPr>
+                <w:color w:val="000000" w:themeColor="text1"/>
+                <w:sz w:val="24"/>
+                <w:szCs w:val="24"/>
+              </w:rPr>
+              <w:t>BỘ Y TẾ</w:t>
+            </w:r>
+          </w:p>
+          <w:p>
+            <w:pPr>
+              <w:shd w:val="clear" w:color="auto" w:fill="FFFFFF" w:themeFill="background1"/>
+              <w:spacing w:line="252" w:lineRule="auto"/>
+              <w:jc w:val="center"/>
+              <w:rPr>
+                <w:b/>
+                <w:bCs/>
+                <w:color w:val="000000" w:themeColor="text1"/>
+                <w:sz w:val="24"/>
+                <w:szCs w:val="24"/>
+              </w:rPr>
+            </w:pPr>
+            <w:r>
+              <w:rPr>
+                <w:b/>
+                <w:bCs/>
+                <w:color w:val="000000" w:themeColor="text1"/>
+                <w:sz w:val="24"/>
+                <w:szCs w:val="24"/>
+              </w:rPr>
+              <w:t>BỆNH VIỆN PHỤ SẢN</w:t>
+            </w:r>
+          </w:p>
+          <w:p>
+            <w:pPr>
+              <w:shd w:val="clear" w:color="auto" w:fill="FFFFFF" w:themeFill="background1"/>
+              <w:spacing w:line="252" w:lineRule="auto"/>
+              <w:jc w:val="center"/>
+              <w:rPr>
+                <w:color w:val="000000" w:themeColor="text1"/>
+                <w:sz w:val="24"/>
+                <w:szCs w:val="24"/>
+              </w:rPr>
+            </w:pPr>
+            <w:r>
+              <w:rPr>
+                <w:b/>
+                <w:bCs/>
+                <w:noProof/>
+                <w:color w:val="000000" w:themeColor="text1"/>
+                <w:sz w:val="24"/>
+                <w:szCs w:val="24"/>
+                <w14:ligatures w14:val="standardContextual"/>
+              </w:rPr>
+              <mc:AlternateContent>
+                <mc:Choice Requires="wps">
+                  <w:drawing>
+                    <wp:anchor distT="0" distB="0" distL="114300" distR="114300" simplePos="0" relativeHeight="251660288" behindDoc="0" locked="0" layoutInCell="1" allowOverlap="1" wp14:anchorId="3B248975" wp14:editId="03BA131E">
+                      <wp:simplePos x="0" y="0"/>
+                      <wp:positionH relativeFrom="column">
+                        <wp:posOffset>537209</wp:posOffset>
+                      </wp:positionH>
+                      <wp:positionV relativeFrom="paragraph">
+                        <wp:posOffset>156845</wp:posOffset>
+                      </wp:positionV>
+                      <wp:extent cx="1019175" cy="0"/>
+                      <wp:effectExtent l="0" t="0" r="9525" b="19050"/>
+                      <wp:wrapNone/>
+                      <wp:docPr id="89" name="Straight Connector 89"/>
+                      <wp:cNvGraphicFramePr/>
+                      <a:graphic xmlns:a="http://schemas.openxmlformats.org/drawingml/2006/main">
+                        <a:graphicData uri="http://schemas.microsoft.com/office/word/2010/wordprocessingShape">
+                          <wps:wsp>
+                            <wps:cNvCnPr/>
+                            <wps:spPr>
+                              <a:xfrm>
+                                <a:off x="0" y="0"/>
+                                <a:ext cx="1019175" cy="0"/>
+                              </a:xfrm>
+                              <a:prstGeom prst="line">
+                                <a:avLst/>
+                              </a:prstGeom>
+                            </wps:spPr>
+                            <wps:style>
+                              <a:lnRef idx="1">
+                                <a:schemeClr val="dk1"/>
+                              </a:lnRef>
+                              <a:fillRef idx="0">
+                                <a:schemeClr val="dk1"/>
+                              </a:fillRef>
+                              <a:effectRef idx="0">
+                                <a:schemeClr val="dk1"/>
+                              </a:effectRef>
+                              <a:fontRef idx="minor">
+                                <a:schemeClr val="tx1"/>
+                              </a:fontRef>
+                            </wps:style>
+                            <wps:bodyPr/>
+                          </wps:wsp>
+                        </a:graphicData>
+                      </a:graphic>
+                    </wp:anchor>
+                  </w:drawing>
+                </mc:Choice>
+                <mc:Fallback>
+                  <w:pict>
+                    <v:line w14:anchorId="303CC2D6" id="Straight Connector 89" o:spid="_x0000_s1026" style="position:absolute;z-index:251660288;visibility:visible;mso-wrap-style:square;mso-wrap-distance-left:9pt;mso-wrap-distance-top:0;mso-wrap-distance-right:9pt;mso-wrap-distance-bottom:0;mso-position-horizontal:absolute;mso-position-horizontal-relative:text;mso-position-vertical:absolute;mso-position-vertical-relative:text" from="42.3pt,12.35pt" to="122.55pt,12.35pt" o:gfxdata="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" strokecolor="black [3200]" strokeweight=".5pt">
+                      <v:stroke joinstyle="miter"/>
+                    </v:line>
+                  </w:pict>
+                </mc:Fallback>
+              </mc:AlternateContent>
+            </w:r>
+            <w:r>
+              <w:rPr>
+                <w:b/>
+                <w:bCs/>
+                <w:color w:val="000000" w:themeColor="text1"/>
+                <w:sz w:val="24"/>
+                <w:szCs w:val="24"/>
+              </w:rPr>
+              <w:t>TRUNG ƯƠNG</w:t>
+            </w:r>
+          </w:p>
+        </w:tc>
+        <w:tc>
+          <w:tcPr>
+            <w:tcW w:w="6480" w:type="dxa"/>
+          </w:tcPr>
+          <w:p>
+            <w:pPr>
+              <w:shd w:val="clear" w:color="auto" w:fill="FFFFFF" w:themeFill="background1"/>
+              <w:spacing w:line="252" w:lineRule="auto"/>
+              <w:jc w:val="center"/>
+              <w:rPr>
+                <w:b/>
+                <w:bCs/>
+                <w:color w:val="000000" w:themeColor="text1"/>
+                <w:sz w:val="24"/>
+                <w:szCs w:val="24"/>
+              </w:rPr>
+            </w:pPr>
+            <w:r>
+              <w:rPr>
+                <w:b/>
+                <w:bCs/>
+                <w:color w:val="000000" w:themeColor="text1"/>
+                <w:sz w:val="24"/>
+                <w:szCs w:val="24"/>
+              </w:rPr>
+              <w:t>CỘNG HÒA XÃ HỘI CHỦ NGHĨA VIỆT NAM</w:t>
+            </w:r>
+          </w:p>
+          <w:p>
+            <w:pPr>
+              <w:shd w:val="clear" w:color="auto" w:fill="FFFFFF" w:themeFill="background1"/>
+              <w:spacing w:line="252" w:lineRule="auto"/>
+              <w:jc w:val="center"/>
+              <w:rPr>
+                <w:b/>
+                <w:color w:val="000000" w:themeColor="text1"/>
+                <w:sz w:val="26"/>
+                <w:szCs w:val="26"/>
+              </w:rPr>
+            </w:pPr>
+            <w:r>
+              <w:rPr>
+                <w:b/>
+                <w:noProof/>
+                <w:color w:val="000000" w:themeColor="text1"/>
+                <w:sz w:val="26"/>
+                <w:szCs w:val="26"/>
+                <w14:ligatures w14:val="standardContextual"/>
+              </w:rPr>
+              <mc:AlternateContent>
+                <mc:Choice Requires="wps">
+                  <w:drawing>
+                    <wp:anchor distT="0" distB="0" distL="114300" distR="114300" simplePos="0" relativeHeight="251661312" behindDoc="0" locked="0" layoutInCell="1" allowOverlap="1" wp14:anchorId="147C0F90" wp14:editId="766DBA7C">
+                      <wp:simplePos x="0" y="0"/>
+                      <wp:positionH relativeFrom="column">
+                        <wp:posOffset>965835</wp:posOffset>
+                      </wp:positionH>
+                      <wp:positionV relativeFrom="paragraph">
+                        <wp:posOffset>213995</wp:posOffset>
+                      </wp:positionV>
+                      <wp:extent cx="2000250" cy="0"/>
+                      <wp:effectExtent l="0" t="0" r="19050" b="19050"/>
+                      <wp:wrapNone/>
+                      <wp:docPr id="90" name="Straight Connector 90"/>
+                      <wp:cNvGraphicFramePr/>
+                      <a:graphic xmlns:a="http://schemas.openxmlformats.org/drawingml/2006/main">
+                        <a:graphicData uri="http://schemas.microsoft.com/office/word/2010/wordprocessingShape">
+                          <wps:wsp>
+                            <wps:cNvCnPr/>
+                            <wps:spPr>
+                              <a:xfrm>
+                                <a:off x="0" y="0"/>
+                                <a:ext cx="2000250" cy="0"/>
+                              </a:xfrm>
+                              <a:prstGeom prst="line">
+                                <a:avLst/>
+                              </a:prstGeom>
+                            </wps:spPr>
+                            <wps:style>
+                              <a:lnRef idx="1">
+                                <a:schemeClr val="dk1"/>
+                              </a:lnRef>
+                              <a:fillRef idx="0">
+                                <a:schemeClr val="dk1"/>
+                              </a:fillRef>
+                              <a:effectRef idx="0">
+                                <a:schemeClr val="dk1"/>
+                              </a:effectRef>
+                              <a:fontRef idx="minor">
+                                <a:schemeClr val="tx1"/>
+                              </a:fontRef>
+                            </wps:style>
+                            <wps:bodyPr/>
+                          </wps:wsp>
+                        </a:graphicData>
+                      </a:graphic>
+                      <wp14:sizeRelH relativeFrom="margin">
+                        <wp14:pctWidth>0</wp14:pctWidth>
+                      </wp14:sizeRelH>
+                    </wp:anchor>
+                  </w:drawing>
+                </mc:Choice>
+                <mc:Fallback>
+                  <w:pict>
+                    <v:line w14:anchorId="4BA3E5EE" id="Straight Connector 90" o:spid="_x0000_s1026" style="position:absolute;z-index:251661312;visibility:visible;mso-wrap-style:square;mso-width-percent:0;mso-wrap-distance-left:9pt;mso-wrap-distance-top:0;mso-wrap-distance-right:9pt;mso-wrap-distance-bottom:0;mso-position-horizontal:absolute;mso-position-horizontal-relative:text;mso-position-vertical:absolute;mso-position-vertical-relative:text;mso-width-percent:0;mso-width-relative:margin" from="76.05pt,16.85pt" to="233.55pt,16.85pt" o:gfxdata="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" strokecolor="black [3200]" strokeweight=".5pt">
+                      <v:stroke joinstyle="miter"/>
+                    </v:line>
+                  </w:pict>
+                </mc:Fallback>
+              </mc:AlternateContent>
+            </w:r>
+            <w:r>
+              <w:rPr>
+                <w:b/>
+                <w:color w:val="000000" w:themeColor="text1"/>
+                <w:sz w:val="26"/>
+                <w:szCs w:val="26"/>
+              </w:rPr>
+              <w:t>Độc lập - Tự do - Hạnh phúc</w:t>
+            </w:r>
+          </w:p>
+          <w:p>
+            <w:pPr>
+              <w:shd w:val="clear" w:color="auto" w:fill="FFFFFF" w:themeFill="background1"/>
+              <w:spacing w:line="252" w:lineRule="auto"/>
+              <w:rPr>
+                <w:b/>
+                <w:color w:val="000000" w:themeColor="text1"/>
+                <w:sz w:val="24"/>
+                <w:szCs w:val="24"/>
+              </w:rPr>
+            </w:pPr>
+          </w:p>
+        </w:tc>
+      </w:tr>
+    </w:tbl>
+    <w:tbl>
+      <w:tblPr>
+        <w:tblW w:w="9540" w:type="dxa"/>
+        <w:tblLayout w:type="fixed"/>
+        <w:tblCellMar>
+          <w:left w:w="0" w:type="dxa"/>
+          <w:right w:w="0" w:type="dxa"/>
+        </w:tblCellMar>
+        <w:tblLook w:val="0000" w:firstRow="0" w:lastRow="0" w:firstColumn="0" w:lastColumn="0" w:noHBand="0" w:noVBand="0"/>
+      </w:tblPr>
+      <w:tblGrid>
+        <w:gridCol w:w="3510"/>
+        <w:gridCol w:w="6030"/>
+      </w:tblGrid>
+      <w:tr>
+        <w:tc>
+          <w:tcPr>
+            <w:tcW w:w="3510" w:type="dxa"/>
+            <w:tcBorders>
+              <w:tl2br w:val="nil"/>
+              <w:tr2bl w:val="nil"/>
+            </w:tcBorders>
+            <w:tcMar>
+              <w:top w:w="0" w:type="dxa"/>
+              <w:left w:w="108" w:type="dxa"/>
+              <w:bottom w:w="0" w:type="dxa"/>
+              <w:right w:w="108" w:type="dxa"/>
+            </w:tcMar>
+          </w:tcPr>
+          <w:p>
+            <w:pPr>
+              <w:shd w:val="clear" w:color="auto" w:fill="FFFFFF" w:themeFill="background1"/>
+              <w:spacing w:before="120" w:line="252" w:lineRule="auto"/>
+              <w:jc w:val="center"/>
+              <w:rPr>
+                <w:color w:val="000000" w:themeColor="text1"/>
+              </w:rPr>
+            </w:pPr>
+            <w:r>
+              <w:rPr>
+                <w:color w:val="000000" w:themeColor="text1"/>
+                <w:lang w:val="vi-VN"/>
+              </w:rPr>
+              <w:t xml:space="preserve">Số: </w:t>
+            </w:r>
+            <w:r>
+              <w:rPr>
+                <w:color w:val="000000" w:themeColor="text1"/>
+              </w:rPr>
+              <w:t>[So]]</w:t>
+            </w:r>
+            <w:r>
+              <w:rPr>
+                <w:color w:val="000000" w:themeColor="text1"/>
+                <w:lang w:val="vi-VN"/>
+              </w:rPr>
+              <w:t>/PSTW</w:t>
+            </w:r>
+            <w:r>
+              <w:rPr>
+                <w:color w:val="000000" w:themeColor="text1"/>
+              </w:rPr>
+              <w:t>-TTĐT&amp;HTQT</w:t>
+            </w:r>
+          </w:p>
+          <w:p>
+            <w:pPr>
+              <w:shd w:val="clear" w:color="auto" w:fill="FFFFFF" w:themeFill="background1"/>
+              <w:spacing w:line="252" w:lineRule="auto"/>
+              <w:jc w:val="center"/>
+              <w:rPr>
+                <w:i/>
+                <w:color w:val="000000" w:themeColor="text1"/>
+                <w:lang w:val="vi-VN"/>
+              </w:rPr>
+            </w:pPr>
+            <w:r>
+              <w:rPr>
+                <w:i/>
+                <w:color w:val="000000" w:themeColor="text1"/>
+                <w:lang w:val="vi-VN"/>
+              </w:rPr>
+              <w:t>V/v: Tuyển sinh khóa đào tạo</w:t>
+            </w:r>
+          </w:p>
+          <w:p>
+            <w:pPr>
+              <w:shd w:val="clear" w:color="auto" w:fill="FFFFFF" w:themeFill="background1"/>
+              <w:spacing w:line="252" w:lineRule="auto"/>
+              <w:jc w:val="center"/>
+              <w:rPr>
+                <w:i/>
+                <w:color w:val="000000" w:themeColor="text1"/>
+              </w:rPr>
+            </w:pPr>
+            <w:r>
+              <w:rPr>
+                <w:i/>
+                <w:color w:val="000000" w:themeColor="text1"/>
+                <w:lang w:val="vi-VN"/>
+              </w:rPr>
+              <w:t>liên tục</w:t>
+            </w:r>
+            <w:r>
+              <w:rPr>
+                <w:i/>
+                <w:color w:val="000000" w:themeColor="text1"/>
+              </w:rPr>
+              <w:t xml:space="preserve"> [[</w:t>
+            </w:r>
+            <w:r>
+              <w:rPr>
+                <w:i/>
+                <w:color w:val="000000" w:themeColor="text1"/>
+              </w:rPr>
+              <w:t>LienTuc</w:t>
+            </w:r>
+            <w:r>
+              <w:rPr>
+                <w:i/>
+                <w:color w:val="000000" w:themeColor="text1"/>
+              </w:rPr>
+              <w:t>]]</w:t>
+            </w:r>
+            <w:r>
+              <w:rPr>
+                <w:i/>
+                <w:color w:val="000000" w:themeColor="text1"/>
+              </w:rPr>
+              <w:t>.</w:t>
+            </w:r>
+          </w:p>
+        </w:tc>
+        <w:tc>
+          <w:tcPr>
+            <w:tcW w:w="6030" w:type="dxa"/>
+            <w:tcBorders>
+              <w:tl2br w:val="nil"/>
+              <w:tr2bl w:val="nil"/>
+            </w:tcBorders>
+            <w:tcMar>
+              <w:top w:w="0" w:type="dxa"/>
+              <w:left w:w="108" w:type="dxa"/>
+              <w:bottom w:w="0" w:type="dxa"/>
+              <w:right w:w="108" w:type="dxa"/>
+            </w:tcMar>
+          </w:tcPr>
+          <w:p>
+            <w:pPr>
+              <w:shd w:val="clear" w:color="auto" w:fill="FFFFFF" w:themeFill="background1"/>
+              <w:tabs>
+                <w:tab w:val="left" w:pos="6282"/>
+              </w:tabs>
+              <w:spacing w:before="120" w:line="252" w:lineRule="auto"/>
+              <w:jc w:val="right"/>
+              <w:rPr>
+                <w:color w:val="000000" w:themeColor="text1"/>
+                <w:lang w:val="vi-VN"/>
+              </w:rPr>
+            </w:pPr>
+            <w:r>
+              <w:rPr>
+                <w:i/>
+                <w:iCs/>
+                <w:color w:val="000000" w:themeColor="text1"/>
+              </w:rPr>
+              <w:t xml:space="preserve">Hà Nội, </w:t>
+            </w:r>
+            <w:r>
+              <w:rPr>
+                <w:i/>
+                <w:iCs/>
+                <w:color w:val="000000" w:themeColor="text1"/>
+              </w:rPr>
+              <w:t>[[</w:t>
+            </w:r>
+            <w:r>
+              <w:rPr>
+                <w:i/>
+                <w:iCs/>
+                <w:color w:val="000000" w:themeColor="text1"/>
+              </w:rPr>
+              <w:t>NgayThangNamHienTaiDayDu</w:t>
+            </w:r>
+            <w:r>
+              <w:rPr>
+                <w:i/>
+                <w:iCs/>
+                <w:color w:val="000000" w:themeColor="text1"/>
+              </w:rPr>
+              <w:t>]]</w:t>
+            </w:r>
+          </w:p>
+        </w:tc>
+      </w:tr>
+    </w:tbl>
+    <w:p>
+      <w:pPr>
+        <w:pStyle w:val="ListParagraph"/>
+        <w:shd w:val="clear" w:color="auto" w:fill="FFFFFF" w:themeFill="background1"/>
+        <w:spacing w:line="300" w:lineRule="auto"/>
+        <w:ind w:left="1350"/>
+        <w:rPr>
+          <w:color w:val="000000" w:themeColor="text1"/>
+          <w:sz w:val="26"/>
+          <w:szCs w:val="26"/>
+        </w:rPr>
+      </w:pPr>
+      <w:r>
+        <w:rPr>
+          <w:bCs/>
+          <w:color w:val="000000" w:themeColor="text1"/>
+          <w:sz w:val="26"/>
+          <w:szCs w:val="26"/>
+        </w:rPr>
+        <w:t>Kính gửi</w:t>
+      </w:r>
+      <w:r>
+        <w:rPr>
+          <w:color w:val="000000" w:themeColor="text1"/>
+          <w:sz w:val="26"/>
+          <w:szCs w:val="26"/>
+        </w:rPr>
+        <w:t xml:space="preserve">: </w:t>
+      </w:r>
+      <w:r>
+        <w:rPr>
+          <w:color w:val="000000" w:themeColor="text1"/>
+          <w:sz w:val="26"/>
+          <w:szCs w:val="26"/>
+        </w:rPr>
+        <w:t>[[</w:t>
+      </w:r>
+      <w:r>
+        <w:rPr>
+          <w:color w:val="000000" w:themeColor="text1"/>
+          <w:sz w:val="26"/>
+          <w:szCs w:val="26"/>
+        </w:rPr>
+        <w:t>KinhGui</w:t>
+      </w:r>
+      <w:r>
+        <w:rPr>
+          <w:color w:val="000000" w:themeColor="text1"/>
+          <w:sz w:val="26"/>
+          <w:szCs w:val="26"/>
+        </w:rPr>
+        <w:t>]]</w:t>
+      </w:r>
+    </w:p>
+    <w:p>
+      <w:pPr>
+        <w:shd w:val="clear" w:color="auto" w:fill="FFFFFF" w:themeFill="background1"/>
+        <w:spacing w:line="276" w:lineRule="auto"/>
+        <w:ind w:firstLine="567"/>
+        <w:jc w:val="both"/>
+        <w:rPr>
+          <w:color w:val="000000" w:themeColor="text1"/>
+          <w:sz w:val="26"/>
+          <w:szCs w:val="26"/>
+          <w:lang w:val="vi-VN"/>
+        </w:rPr>
+      </w:pPr>
+      <w:r>
+        <w:rPr>
+          <w:color w:val="000000" w:themeColor="text1"/>
+          <w:sz w:val="26"/>
+          <w:szCs w:val="26"/>
+          <w:lang w:val="vi-VN"/>
+        </w:rPr>
+        <w:t>Với mục tiêu cập nhật kiến thức, hoặc kỹ năng lâm sàng về</w:t>
+      </w:r>
+      <w:r>
+        <w:rPr>
+          <w:color w:val="000000" w:themeColor="text1"/>
+          <w:sz w:val="26"/>
+          <w:szCs w:val="26"/>
+        </w:rPr>
+        <w:t xml:space="preserve"> [[</w:t>
+      </w:r>
+      <w:r>
+        <w:rPr>
+          <w:color w:val="000000" w:themeColor="text1"/>
+          <w:sz w:val="26"/>
+          <w:szCs w:val="26"/>
+        </w:rPr>
+        <w:t>ChuyenNganh</w:t>
+      </w:r>
+      <w:r>
+        <w:rPr>
+          <w:color w:val="000000" w:themeColor="text1"/>
+          <w:sz w:val="26"/>
+          <w:szCs w:val="26"/>
+        </w:rPr>
+        <w:t>]]</w:t>
+      </w:r>
+      <w:r>
+        <w:rPr>
+          <w:color w:val="000000" w:themeColor="text1"/>
+          <w:sz w:val="26"/>
+          <w:szCs w:val="26"/>
+          <w:lang w:val="vi-VN"/>
+        </w:rPr>
+        <w:t xml:space="preserve"> cho đối tượng là</w:t>
+      </w:r>
+      <w:r>
+        <w:rPr>
+          <w:color w:val="000000" w:themeColor="text1"/>
+          <w:sz w:val="26"/>
+          <w:szCs w:val="26"/>
+        </w:rPr>
+        <w:t xml:space="preserve"> [[</w:t>
+      </w:r>
+      <w:r>
+        <w:rPr>
+          <w:color w:val="000000" w:themeColor="text1"/>
+          <w:sz w:val="26"/>
+          <w:szCs w:val="26"/>
+        </w:rPr>
+        <w:t>DoiTuongLopHoc</w:t>
+      </w:r>
+      <w:r>
+        <w:rPr>
+          <w:color w:val="000000" w:themeColor="text1"/>
+          <w:sz w:val="26"/>
+          <w:szCs w:val="26"/>
+        </w:rPr>
+        <w:t>]]</w:t>
+      </w:r>
+      <w:r>
+        <w:rPr>
+          <w:color w:val="000000" w:themeColor="text1"/>
+          <w:sz w:val="26"/>
+          <w:szCs w:val="26"/>
+          <w:lang w:val="vi-VN"/>
+        </w:rPr>
+        <w:t xml:space="preserve">, Bệnh viện Phụ sản Trung ương tổ chức khóa đào tạo liên tục tại bệnh viện Phụ sản Trung ương với kế hoạch cụ thể như sau: </w:t>
+      </w:r>
+    </w:p>
+    <w:p>
+      <w:pPr>
+        <w:pStyle w:val="ListParagraph"/>
+        <w:numPr>
+          <w:ilvl w:val="0"/>
+          <w:numId w:val="4"/>
+        </w:numPr>
+        <w:shd w:val="clear" w:color="auto" w:fill="FFFFFF" w:themeFill="background1"/>
+        <w:tabs>
+          <w:tab w:val="left" w:pos="709"/>
+          <w:tab w:val="left" w:pos="851"/>
+        </w:tabs>
+        <w:spacing w:after="0" w:line="276" w:lineRule="auto"/>
+        <w:ind w:left="0" w:firstLine="567"/>
+        <w:jc w:val="both"/>
+        <w:rPr>
+          <w:b/>
+          <w:i/>
+          <w:color w:val="000000" w:themeColor="text1"/>
+          <w:sz w:val="26"/>
+          <w:szCs w:val="26"/>
+          <w:lang w:val="vi-VN"/>
+        </w:rPr>
+      </w:pPr>
+      <w:r>
+        <w:rPr>
+          <w:color w:val="000000" w:themeColor="text1"/>
+          <w:sz w:val="26"/>
+          <w:szCs w:val="26"/>
+          <w:lang w:val="vi-VN"/>
+        </w:rPr>
+        <w:t>Tên khóa học:</w:t>
+      </w:r>
+      <w:r>
+        <w:rPr>
+          <w:b/>
+          <w:color w:val="000000" w:themeColor="text1"/>
+          <w:sz w:val="26"/>
+          <w:szCs w:val="26"/>
+          <w:lang w:val="vi-VN"/>
+        </w:rPr>
+        <w:t xml:space="preserve">  “</w:t>
+      </w:r>
+      <w:r>
+        <w:rPr>
+          <w:b/>
+          <w:color w:val="000000" w:themeColor="text1"/>
+          <w:sz w:val="26"/>
+          <w:szCs w:val="26"/>
+        </w:rPr>
+        <w:t>[[</w:t>
+      </w:r>
+      <w:r>
+        <w:rPr>
+          <w:b/>
+          <w:color w:val="000000" w:themeColor="text1"/>
+          <w:sz w:val="26"/>
+          <w:szCs w:val="26"/>
+        </w:rPr>
+        <w:t>TenKhoaHoc</w:t>
+      </w:r>
+      <w:r>
+        <w:rPr>
+          <w:b/>
+          <w:color w:val="000000" w:themeColor="text1"/>
+          <w:sz w:val="26"/>
+          <w:szCs w:val="26"/>
+        </w:rPr>
+        <w:t>]]</w:t>
+      </w:r>
+      <w:r>
+        <w:rPr>
+          <w:b/>
+          <w:color w:val="000000" w:themeColor="text1"/>
+          <w:sz w:val="26"/>
+          <w:szCs w:val="26"/>
+          <w:lang w:val="vi-VN"/>
+        </w:rPr>
+        <w:t>”</w:t>
+      </w:r>
+    </w:p>
+    <w:p>
+      <w:pPr>
+        <w:pStyle w:val="ListParagraph"/>
+        <w:numPr>
+          <w:ilvl w:val="0"/>
+          <w:numId w:val="2"/>
+        </w:numPr>
+        <w:shd w:val="clear" w:color="auto" w:fill="FFFFFF" w:themeFill="background1"/>
+        <w:tabs>
+          <w:tab w:val="left" w:pos="709"/>
+          <w:tab w:val="left" w:pos="851"/>
+        </w:tabs>
+        <w:spacing w:after="0" w:line="276" w:lineRule="auto"/>
+        <w:ind w:left="0" w:firstLine="567"/>
+        <w:jc w:val="both"/>
+        <w:rPr>
+          <w:color w:val="000000" w:themeColor="text1"/>
+          <w:sz w:val="26"/>
+          <w:szCs w:val="26"/>
+          <w:lang w:val="vi-VN"/>
+        </w:rPr>
+      </w:pPr>
+      <w:r>
+        <w:rPr>
+          <w:color w:val="000000" w:themeColor="text1"/>
+          <w:sz w:val="26"/>
+          <w:szCs w:val="26"/>
+          <w:lang w:val="vi-VN"/>
+        </w:rPr>
+        <w:t xml:space="preserve">Thời gian: </w:t>
+      </w:r>
+      <w:r>
+        <w:rPr>
+          <w:color w:val="000000" w:themeColor="text1"/>
+          <w:sz w:val="26"/>
+          <w:szCs w:val="26"/>
+        </w:rPr>
+        <w:t>[[</w:t>
+      </w:r>
+      <w:r>
+        <w:rPr>
+          <w:color w:val="000000" w:themeColor="text1"/>
+          <w:sz w:val="26"/>
+          <w:szCs w:val="26"/>
+        </w:rPr>
+        <w:t>ThoiGianHoc</w:t>
+      </w:r>
+      <w:r>
+        <w:rPr>
+          <w:color w:val="000000" w:themeColor="text1"/>
+          <w:sz w:val="26"/>
+          <w:szCs w:val="26"/>
+        </w:rPr>
+        <w:t>]]</w:t>
+      </w:r>
+    </w:p>
+    <w:p>
+      <w:pPr>
+        <w:pStyle w:val="ListParagraph"/>
+        <w:numPr>
+          <w:ilvl w:val="0"/>
+          <w:numId w:val="2"/>
+        </w:numPr>
+        <w:shd w:val="clear" w:color="auto" w:fill="FFFFFF" w:themeFill="background1"/>
+        <w:tabs>
+          <w:tab w:val="left" w:pos="709"/>
+          <w:tab w:val="left" w:pos="851"/>
+        </w:tabs>
+        <w:spacing w:after="0" w:line="276" w:lineRule="auto"/>
+        <w:ind w:left="0" w:firstLine="567"/>
+        <w:jc w:val="both"/>
+        <w:rPr>
+          <w:color w:val="000000" w:themeColor="text1"/>
+          <w:sz w:val="26"/>
+          <w:szCs w:val="26"/>
+          <w:lang w:val="vi-VN"/>
+        </w:rPr>
+      </w:pPr>
+      <w:r>
+        <w:rPr>
+          <w:color w:val="000000" w:themeColor="text1"/>
+          <w:sz w:val="26"/>
+          <w:szCs w:val="26"/>
+          <w:lang w:val="vi-VN"/>
+        </w:rPr>
+        <w:t xml:space="preserve">Đối tượng: </w:t>
+      </w:r>
+      <w:r>
+        <w:rPr>
+          <w:color w:val="000000" w:themeColor="text1"/>
+          <w:sz w:val="26"/>
+          <w:szCs w:val="26"/>
+        </w:rPr>
+        <w:t>[[</w:t>
+      </w:r>
+      <w:r>
+        <w:rPr>
+          <w:color w:val="000000" w:themeColor="text1"/>
+          <w:sz w:val="26"/>
+          <w:szCs w:val="26"/>
+        </w:rPr>
+        <w:t>DoiTuongLopHoc</w:t>
+      </w:r>
+      <w:r>
+        <w:rPr>
+          <w:color w:val="000000" w:themeColor="text1"/>
+          <w:sz w:val="26"/>
+          <w:szCs w:val="26"/>
+        </w:rPr>
+        <w:t>]]</w:t>
+      </w:r>
+    </w:p>
+    <w:p>
+      <w:pPr>
+        <w:pStyle w:val="ListParagraph"/>
+        <w:numPr>
+          <w:ilvl w:val="0"/>
+          <w:numId w:val="2"/>
+        </w:numPr>
+        <w:shd w:val="clear" w:color="auto" w:fill="FFFFFF" w:themeFill="background1"/>
+        <w:tabs>
+          <w:tab w:val="left" w:pos="709"/>
+          <w:tab w:val="left" w:pos="851"/>
+        </w:tabs>
+        <w:spacing w:after="0" w:line="276" w:lineRule="auto"/>
+        <w:ind w:left="0" w:firstLine="567"/>
+        <w:rPr>
+          <w:color w:val="000000" w:themeColor="text1"/>
+          <w:sz w:val="26"/>
+          <w:szCs w:val="26"/>
+        </w:rPr>
+      </w:pPr>
+      <w:r>
+        <w:rPr>
+          <w:color w:val="000000" w:themeColor="text1"/>
+          <w:sz w:val="26"/>
+          <w:szCs w:val="26"/>
+          <w:lang w:val="vi-VN"/>
+        </w:rPr>
+        <w:t>Số lượng:</w:t>
+      </w:r>
+      <w:r>
+        <w:rPr>
+          <w:color w:val="000000" w:themeColor="text1"/>
+          <w:sz w:val="26"/>
+          <w:szCs w:val="26"/>
+        </w:rPr>
+        <w:t xml:space="preserve"> [[</w:t>
+      </w:r>
+      <w:r>
+        <w:rPr>
+          <w:color w:val="000000" w:themeColor="text1"/>
+          <w:sz w:val="26"/>
+          <w:szCs w:val="26"/>
+        </w:rPr>
+        <w:t>SoLuongHV</w:t>
+      </w:r>
+      <w:r>
+        <w:rPr>
+          <w:color w:val="000000" w:themeColor="text1"/>
+          <w:sz w:val="26"/>
+          <w:szCs w:val="26"/>
+        </w:rPr>
+        <w:t xml:space="preserve">]] </w:t>
+      </w:r>
+      <w:r>
+        <w:rPr>
+          <w:color w:val="000000" w:themeColor="text1"/>
+          <w:sz w:val="26"/>
+          <w:szCs w:val="26"/>
+          <w:lang w:val="vi-VN"/>
+        </w:rPr>
+        <w:t xml:space="preserve">học viên   </w:t>
+      </w:r>
+    </w:p>
+    <w:p>
+      <w:pPr>
+        <w:pStyle w:val="ListParagraph"/>
+        <w:numPr>
+          <w:ilvl w:val="0"/>
+          <w:numId w:val="2"/>
+        </w:numPr>
+        <w:shd w:val="clear" w:color="auto" w:fill="FFFFFF" w:themeFill="background1"/>
+        <w:tabs>
+          <w:tab w:val="left" w:pos="709"/>
+          <w:tab w:val="left" w:pos="851"/>
+        </w:tabs>
+        <w:spacing w:after="0" w:line="276" w:lineRule="auto"/>
+        <w:ind w:left="0" w:firstLine="567"/>
+        <w:rPr>
+          <w:color w:val="000000" w:themeColor="text1"/>
+          <w:sz w:val="26"/>
+          <w:szCs w:val="26"/>
+        </w:rPr>
+      </w:pPr>
+      <w:r>
+        <w:rPr>
+          <w:color w:val="000000" w:themeColor="text1"/>
+          <w:sz w:val="26"/>
+          <w:szCs w:val="26"/>
+          <w:lang w:val="vi-VN"/>
+        </w:rPr>
+        <w:t xml:space="preserve">Địa điểm: </w:t>
+      </w:r>
+      <w:r>
+        <w:rPr>
+          <w:color w:val="000000" w:themeColor="text1"/>
+          <w:sz w:val="26"/>
+          <w:szCs w:val="26"/>
+        </w:rPr>
+        <w:t>[[</w:t>
+      </w:r>
+      <w:r>
+        <w:rPr>
+          <w:color w:val="000000" w:themeColor="text1"/>
+          <w:sz w:val="26"/>
+          <w:szCs w:val="26"/>
+        </w:rPr>
+        <w:t>DiaDiemHoc</w:t>
+      </w:r>
+      <w:r>
+        <w:rPr>
+          <w:color w:val="000000" w:themeColor="text1"/>
+          <w:sz w:val="26"/>
+          <w:szCs w:val="26"/>
+        </w:rPr>
+        <w:t>]]</w:t>
+      </w:r>
+    </w:p>
+    <w:p>
+      <w:pPr>
+        <w:pStyle w:val="ListParagraph"/>
+        <w:numPr>
+          <w:ilvl w:val="0"/>
+          <w:numId w:val="2"/>
+        </w:numPr>
+        <w:shd w:val="clear" w:color="auto" w:fill="FFFFFF" w:themeFill="background1"/>
+        <w:tabs>
+          <w:tab w:val="left" w:pos="709"/>
+          <w:tab w:val="left" w:pos="851"/>
+        </w:tabs>
+        <w:spacing w:after="0" w:line="276" w:lineRule="auto"/>
+        <w:ind w:left="0" w:firstLine="567"/>
+        <w:rPr>
+          <w:color w:val="000000" w:themeColor="text1"/>
+          <w:sz w:val="26"/>
+          <w:szCs w:val="26"/>
+        </w:rPr>
+      </w:pPr>
+      <w:r>
+        <w:rPr>
+          <w:color w:val="000000" w:themeColor="text1"/>
+          <w:sz w:val="26"/>
+          <w:szCs w:val="26"/>
+          <w:lang w:val="vi-VN"/>
+        </w:rPr>
+        <w:t xml:space="preserve">Khai mạc: </w:t>
+      </w:r>
+      <w:r>
+        <w:rPr>
+          <w:color w:val="000000" w:themeColor="text1"/>
+          <w:sz w:val="26"/>
+          <w:szCs w:val="26"/>
+        </w:rPr>
+        <w:t>[[</w:t>
+      </w:r>
+      <w:r>
+        <w:rPr>
+          <w:color w:val="000000" w:themeColor="text1"/>
+          <w:sz w:val="26"/>
+          <w:szCs w:val="26"/>
+        </w:rPr>
+        <w:t>GioKhaiGiang</w:t>
+      </w:r>
+      <w:r>
+        <w:rPr>
+          <w:color w:val="000000" w:themeColor="text1"/>
+          <w:sz w:val="26"/>
+          <w:szCs w:val="26"/>
+        </w:rPr>
+        <w:t xml:space="preserve">]] </w:t>
+      </w:r>
+      <w:r>
+        <w:rPr>
+          <w:color w:val="000000" w:themeColor="text1"/>
+          <w:sz w:val="26"/>
+          <w:szCs w:val="26"/>
+        </w:rPr>
+        <w:t>giờ,</w:t>
+      </w:r>
+      <w:r>
+        <w:rPr>
+          <w:color w:val="000000" w:themeColor="text1"/>
+          <w:sz w:val="26"/>
+          <w:szCs w:val="26"/>
+          <w:lang w:val="vi-VN"/>
+        </w:rPr>
+        <w:t xml:space="preserve"> ngày </w:t>
+      </w:r>
+      <w:r>
+        <w:rPr>
+          <w:color w:val="000000" w:themeColor="text1"/>
+          <w:sz w:val="26"/>
+          <w:szCs w:val="26"/>
+        </w:rPr>
+        <w:t>[[</w:t>
+      </w:r>
+      <w:r>
+        <w:rPr>
+          <w:color w:val="000000" w:themeColor="text1"/>
+          <w:sz w:val="26"/>
+          <w:szCs w:val="26"/>
+        </w:rPr>
+        <w:t>NgayKhaiGiang</w:t>
+      </w:r>
+      <w:r>
+        <w:rPr>
+          <w:color w:val="000000" w:themeColor="text1"/>
+          <w:sz w:val="26"/>
+          <w:szCs w:val="26"/>
+        </w:rPr>
+        <w:t>]]</w:t>
+      </w:r>
+    </w:p>
+    <w:p>
+      <w:pPr>
+        <w:pStyle w:val="ListParagraph"/>
+        <w:numPr>
+          <w:ilvl w:val="0"/>
+          <w:numId w:val="2"/>
+        </w:numPr>
+        <w:shd w:val="clear" w:color="auto" w:fill="FFFFFF" w:themeFill="background1"/>
+        <w:tabs>
+          <w:tab w:val="left" w:pos="709"/>
+          <w:tab w:val="left" w:pos="851"/>
+        </w:tabs>
+        <w:spacing w:after="0" w:line="276" w:lineRule="auto"/>
+        <w:ind w:left="0" w:firstLine="567"/>
+        <w:rPr>
+          <w:color w:val="000000" w:themeColor="text1"/>
+          <w:sz w:val="26"/>
+          <w:szCs w:val="26"/>
+        </w:rPr>
+      </w:pPr>
+      <w:r>
+        <w:rPr>
+          <w:color w:val="000000" w:themeColor="text1"/>
+          <w:sz w:val="26"/>
+          <w:szCs w:val="26"/>
+          <w:lang w:val="vi-VN"/>
+        </w:rPr>
+        <w:t xml:space="preserve">Giảng viên: </w:t>
+      </w:r>
+      <w:r>
+        <w:rPr>
+          <w:color w:val="000000" w:themeColor="text1"/>
+          <w:sz w:val="26"/>
+          <w:szCs w:val="26"/>
+        </w:rPr>
+        <w:t>[[</w:t>
+      </w:r>
+      <w:r>
+        <w:rPr>
+          <w:color w:val="000000" w:themeColor="text1"/>
+          <w:sz w:val="26"/>
+          <w:szCs w:val="26"/>
+        </w:rPr>
+        <w:t>HoTenGV</w:t>
+      </w:r>
+      <w:r>
+        <w:rPr>
+          <w:color w:val="000000" w:themeColor="text1"/>
+          <w:sz w:val="26"/>
+          <w:szCs w:val="26"/>
+        </w:rPr>
+        <w:t>]]</w:t>
+      </w:r>
+    </w:p>
+    <w:p>
+      <w:pPr>
+        <w:pStyle w:val="ListParagraph"/>
+        <w:numPr>
+          <w:ilvl w:val="0"/>
+          <w:numId w:val="2"/>
+        </w:numPr>
+        <w:shd w:val="clear" w:color="auto" w:fill="FFFFFF" w:themeFill="background1"/>
+        <w:tabs>
+          <w:tab w:val="left" w:pos="709"/>
+          <w:tab w:val="left" w:pos="851"/>
+        </w:tabs>
+        <w:spacing w:after="0" w:line="276" w:lineRule="auto"/>
+        <w:ind w:left="0" w:firstLine="567"/>
+        <w:rPr>
+          <w:color w:val="000000" w:themeColor="text1"/>
+          <w:sz w:val="26"/>
+          <w:szCs w:val="26"/>
+        </w:rPr>
+      </w:pPr>
+      <w:r>
+        <w:rPr>
+          <w:color w:val="000000" w:themeColor="text1"/>
+          <w:sz w:val="26"/>
+          <w:szCs w:val="26"/>
+          <w:lang w:val="vi-VN"/>
+        </w:rPr>
+        <w:t xml:space="preserve">Học phí: </w:t>
+      </w:r>
+      <w:r>
+        <w:rPr>
+          <w:color w:val="000000" w:themeColor="text1"/>
+          <w:sz w:val="26"/>
+          <w:szCs w:val="26"/>
+        </w:rPr>
+        <w:t>[[</w:t>
+      </w:r>
+      <w:r>
+        <w:rPr>
+          <w:color w:val="000000" w:themeColor="text1"/>
+          <w:sz w:val="26"/>
+          <w:szCs w:val="26"/>
+        </w:rPr>
+        <w:t>HocPhi</w:t>
+      </w:r>
+      <w:r>
+        <w:rPr>
+          <w:color w:val="000000" w:themeColor="text1"/>
+          <w:sz w:val="26"/>
+          <w:szCs w:val="26"/>
+        </w:rPr>
+        <w:t>]]</w:t>
+      </w:r>
+    </w:p>
+    <w:p>
+      <w:pPr>
+        <w:pStyle w:val="ListParagraph"/>
+        <w:numPr>
+          <w:ilvl w:val="0"/>
+          <w:numId w:val="2"/>
+        </w:numPr>
+        <w:shd w:val="clear" w:color="auto" w:fill="FFFFFF" w:themeFill="background1"/>
+        <w:tabs>
+          <w:tab w:val="left" w:pos="709"/>
+          <w:tab w:val="left" w:pos="851"/>
+        </w:tabs>
+        <w:spacing w:after="0" w:line="276" w:lineRule="auto"/>
+        <w:ind w:left="0" w:firstLine="567"/>
+        <w:rPr>
+          <w:color w:val="000000" w:themeColor="text1"/>
+          <w:sz w:val="26"/>
+          <w:szCs w:val="26"/>
+        </w:rPr>
+      </w:pPr>
+      <w:r>
+        <w:rPr>
+          <w:color w:val="000000" w:themeColor="text1"/>
+          <w:sz w:val="26"/>
+          <w:szCs w:val="26"/>
+          <w:lang w:val="vi-VN"/>
+        </w:rPr>
+        <w:t xml:space="preserve">Chứng </w:t>
+      </w:r>
+      <w:r>
+        <w:rPr>
+          <w:color w:val="000000" w:themeColor="text1"/>
+          <w:sz w:val="26"/>
+          <w:szCs w:val="26"/>
+        </w:rPr>
+        <w:t>nhận</w:t>
+      </w:r>
+      <w:r>
+        <w:rPr>
+          <w:color w:val="000000" w:themeColor="text1"/>
+          <w:sz w:val="26"/>
+          <w:szCs w:val="26"/>
+          <w:lang w:val="vi-VN"/>
+        </w:rPr>
+        <w:t>:</w:t>
+      </w:r>
+      <w:r>
+        <w:rPr>
+          <w:color w:val="000000" w:themeColor="text1"/>
+          <w:sz w:val="26"/>
+          <w:szCs w:val="26"/>
+        </w:rPr>
+        <w:t xml:space="preserve"> [[</w:t>
+      </w:r>
+      <w:r>
+        <w:rPr>
+          <w:color w:val="000000" w:themeColor="text1"/>
+          <w:sz w:val="26"/>
+          <w:szCs w:val="26"/>
+        </w:rPr>
+        <w:t>ChungNhanKhoaHoc</w:t>
+      </w:r>
+      <w:r>
+        <w:rPr>
+          <w:color w:val="000000" w:themeColor="text1"/>
+          <w:sz w:val="26"/>
+          <w:szCs w:val="26"/>
+        </w:rPr>
+        <w:t>]]</w:t>
+      </w:r>
+      <w:r>
+        <w:rPr>
+          <w:color w:val="000000" w:themeColor="text1"/>
+          <w:sz w:val="26"/>
+          <w:szCs w:val="26"/>
+          <w:lang w:val="vi-VN"/>
+        </w:rPr>
+        <w:t xml:space="preserve"> Số tiết học: </w:t>
+      </w:r>
+      <w:r>
+        <w:rPr>
+          <w:color w:val="000000" w:themeColor="text1"/>
+          <w:sz w:val="26"/>
+          <w:szCs w:val="26"/>
+        </w:rPr>
+        <w:t>[[</w:t>
+      </w:r>
+      <w:r>
+        <w:rPr>
+          <w:color w:val="000000" w:themeColor="text1"/>
+          <w:sz w:val="26"/>
+          <w:szCs w:val="26"/>
+        </w:rPr>
+        <w:t>SoTiet</w:t>
+      </w:r>
+      <w:r>
+        <w:rPr>
+          <w:color w:val="000000" w:themeColor="text1"/>
+          <w:sz w:val="26"/>
+          <w:szCs w:val="26"/>
+        </w:rPr>
+        <w:t>]]</w:t>
+      </w:r>
+      <w:r>
+        <w:rPr>
+          <w:color w:val="000000" w:themeColor="text1"/>
+          <w:sz w:val="26"/>
+          <w:szCs w:val="26"/>
+          <w:lang w:val="vi-VN"/>
+        </w:rPr>
+        <w:t xml:space="preserve"> </w:t>
+      </w:r>
+    </w:p>
+    <w:p>
+      <w:pPr>
+        <w:pStyle w:val="ListParagraph"/>
+        <w:numPr>
+          <w:ilvl w:val="0"/>
+          <w:numId w:val="2"/>
+        </w:numPr>
+        <w:shd w:val="clear" w:color="auto" w:fill="FFFFFF" w:themeFill="background1"/>
+        <w:tabs>
+          <w:tab w:val="left" w:pos="709"/>
+          <w:tab w:val="left" w:pos="851"/>
+        </w:tabs>
+        <w:spacing w:after="0" w:line="276" w:lineRule="auto"/>
+        <w:ind w:left="0" w:firstLine="567"/>
+        <w:rPr>
+          <w:color w:val="000000" w:themeColor="text1"/>
+          <w:sz w:val="26"/>
+          <w:szCs w:val="26"/>
+        </w:rPr>
+      </w:pPr>
+      <w:r>
+        <w:rPr>
+          <w:color w:val="000000" w:themeColor="text1"/>
+          <w:sz w:val="26"/>
+          <w:szCs w:val="26"/>
+          <w:lang w:val="vi-VN"/>
+        </w:rPr>
+        <w:t xml:space="preserve">Đơn vị đối tác (nếu có)  </w:t>
+      </w:r>
+    </w:p>
+    <w:p>
+      <w:pPr>
+        <w:pStyle w:val="ListParagraph"/>
+        <w:numPr>
+          <w:ilvl w:val="0"/>
+          <w:numId w:val="1"/>
+        </w:numPr>
+        <w:shd w:val="clear" w:color="auto" w:fill="FFFFFF" w:themeFill="background1"/>
+        <w:tabs>
+          <w:tab w:val="left" w:pos="709"/>
+          <w:tab w:val="left" w:pos="851"/>
+        </w:tabs>
+        <w:spacing w:after="0" w:line="276" w:lineRule="auto"/>
+        <w:ind w:left="0" w:firstLine="567"/>
+        <w:rPr>
+          <w:i/>
+          <w:color w:val="000000" w:themeColor="text1"/>
+          <w:sz w:val="26"/>
+          <w:szCs w:val="26"/>
+          <w:lang w:val="vi-VN"/>
+        </w:rPr>
+      </w:pPr>
+      <w:r>
+        <w:rPr>
+          <w:color w:val="000000" w:themeColor="text1"/>
+          <w:sz w:val="26"/>
+          <w:szCs w:val="26"/>
+          <w:lang w:val="vi-VN"/>
+        </w:rPr>
+        <w:t>Thủ tục đăng ký bao gồm</w:t>
+      </w:r>
+      <w:r>
+        <w:rPr>
+          <w:i/>
+          <w:color w:val="000000" w:themeColor="text1"/>
+          <w:sz w:val="26"/>
+          <w:szCs w:val="26"/>
+          <w:lang w:val="vi-VN"/>
+        </w:rPr>
+        <w:t xml:space="preserve">: </w:t>
+      </w:r>
+    </w:p>
+    <w:p>
+      <w:pPr>
+        <w:pStyle w:val="ListParagraph"/>
+        <w:numPr>
+          <w:ilvl w:val="0"/>
+          <w:numId w:val="3"/>
+        </w:numPr>
+        <w:shd w:val="clear" w:color="auto" w:fill="FFFFFF" w:themeFill="background1"/>
+        <w:tabs>
+          <w:tab w:val="left" w:pos="709"/>
+          <w:tab w:val="left" w:pos="851"/>
+        </w:tabs>
+        <w:spacing w:after="0" w:line="276" w:lineRule="auto"/>
+        <w:ind w:left="0" w:firstLine="567"/>
+        <w:rPr>
+          <w:i/>
+          <w:color w:val="000000" w:themeColor="text1"/>
+          <w:sz w:val="26"/>
+          <w:szCs w:val="26"/>
+          <w:lang w:val="vi-VN"/>
+        </w:rPr>
+      </w:pPr>
+      <w:r>
+        <w:rPr>
+          <w:i/>
+          <w:color w:val="000000" w:themeColor="text1"/>
+          <w:sz w:val="26"/>
+          <w:szCs w:val="26"/>
+          <w:lang w:val="vi-VN"/>
+        </w:rPr>
+        <w:t xml:space="preserve">Giấy giới thiệu của cơ quan </w:t>
+      </w:r>
+    </w:p>
+    <w:p>
+      <w:pPr>
+        <w:pStyle w:val="ListParagraph"/>
+        <w:numPr>
+          <w:ilvl w:val="0"/>
+          <w:numId w:val="3"/>
+        </w:numPr>
+        <w:shd w:val="clear" w:color="auto" w:fill="FFFFFF" w:themeFill="background1"/>
+        <w:tabs>
+          <w:tab w:val="left" w:pos="709"/>
+          <w:tab w:val="left" w:pos="851"/>
+        </w:tabs>
+        <w:spacing w:after="0" w:line="276" w:lineRule="auto"/>
+        <w:ind w:left="0" w:firstLine="567"/>
+        <w:rPr>
+          <w:i/>
+          <w:color w:val="000000" w:themeColor="text1"/>
+          <w:sz w:val="26"/>
+          <w:szCs w:val="26"/>
+          <w:lang w:val="vi-VN"/>
+        </w:rPr>
+      </w:pPr>
+      <w:r>
+        <w:rPr>
+          <w:i/>
+          <w:color w:val="000000" w:themeColor="text1"/>
+          <w:sz w:val="26"/>
+          <w:szCs w:val="26"/>
+          <w:lang w:val="vi-VN"/>
+        </w:rPr>
+        <w:t xml:space="preserve">Công chứng bằng tốt nghiệp </w:t>
+      </w:r>
+    </w:p>
+    <w:p>
+      <w:pPr>
+        <w:pStyle w:val="ListParagraph"/>
+        <w:numPr>
+          <w:ilvl w:val="0"/>
+          <w:numId w:val="3"/>
+        </w:numPr>
+        <w:shd w:val="clear" w:color="auto" w:fill="FFFFFF" w:themeFill="background1"/>
+        <w:tabs>
+          <w:tab w:val="left" w:pos="709"/>
+          <w:tab w:val="left" w:pos="851"/>
+        </w:tabs>
+        <w:spacing w:after="0" w:line="276" w:lineRule="auto"/>
+        <w:ind w:left="0" w:firstLine="567"/>
+        <w:rPr>
+          <w:i/>
+          <w:color w:val="000000" w:themeColor="text1"/>
+          <w:sz w:val="26"/>
+          <w:szCs w:val="26"/>
+          <w:lang w:val="vi-VN"/>
+        </w:rPr>
+      </w:pPr>
+      <w:r>
+        <w:rPr>
+          <w:i/>
+          <w:color w:val="000000" w:themeColor="text1"/>
+          <w:sz w:val="26"/>
+          <w:szCs w:val="26"/>
+          <w:lang w:val="vi-VN"/>
+        </w:rPr>
+        <w:t xml:space="preserve">02 ảnh </w:t>
+      </w:r>
+      <w:r>
+        <w:rPr>
+          <w:i/>
+          <w:color w:val="000000" w:themeColor="text1"/>
+          <w:sz w:val="26"/>
+          <w:szCs w:val="26"/>
+        </w:rPr>
+        <w:t>4</w:t>
+      </w:r>
+      <w:r>
+        <w:rPr>
+          <w:i/>
+          <w:color w:val="000000" w:themeColor="text1"/>
+          <w:sz w:val="26"/>
+          <w:szCs w:val="26"/>
+          <w:lang w:val="vi-VN"/>
+        </w:rPr>
+        <w:t>x</w:t>
+      </w:r>
+      <w:r>
+        <w:rPr>
+          <w:i/>
+          <w:color w:val="000000" w:themeColor="text1"/>
+          <w:sz w:val="26"/>
+          <w:szCs w:val="26"/>
+        </w:rPr>
+        <w:t>6</w:t>
+      </w:r>
+      <w:r>
+        <w:rPr>
+          <w:i/>
+          <w:color w:val="000000" w:themeColor="text1"/>
+          <w:sz w:val="26"/>
+          <w:szCs w:val="26"/>
+          <w:lang w:val="vi-VN"/>
+        </w:rPr>
+        <w:t xml:space="preserve"> </w:t>
+      </w:r>
+    </w:p>
+    <w:p>
+      <w:pPr>
+        <w:pStyle w:val="ListParagraph"/>
+        <w:numPr>
+          <w:ilvl w:val="0"/>
+          <w:numId w:val="3"/>
+        </w:numPr>
+        <w:shd w:val="clear" w:color="auto" w:fill="FFFFFF" w:themeFill="background1"/>
+        <w:tabs>
+          <w:tab w:val="left" w:pos="709"/>
+          <w:tab w:val="left" w:pos="851"/>
+        </w:tabs>
+        <w:spacing w:after="0" w:line="276" w:lineRule="auto"/>
+        <w:ind w:left="0" w:firstLine="567"/>
+        <w:rPr>
+          <w:i/>
+          <w:color w:val="000000" w:themeColor="text1"/>
+          <w:sz w:val="26"/>
+          <w:szCs w:val="26"/>
+          <w:lang w:val="vi-VN"/>
+        </w:rPr>
+      </w:pPr>
+      <w:r>
+        <w:rPr>
+          <w:i/>
+          <w:color w:val="000000" w:themeColor="text1"/>
+          <w:sz w:val="26"/>
+          <w:szCs w:val="26"/>
+          <w:lang w:val="vi-VN"/>
+        </w:rPr>
+        <w:t xml:space="preserve">Đơn xin học (theo mẫu) </w:t>
+      </w:r>
+    </w:p>
+    <w:p>
+      <w:pPr>
+        <w:pStyle w:val="ListParagraph"/>
+        <w:numPr>
+          <w:ilvl w:val="0"/>
+          <w:numId w:val="3"/>
+        </w:numPr>
+        <w:shd w:val="clear" w:color="auto" w:fill="FFFFFF" w:themeFill="background1"/>
+        <w:tabs>
+          <w:tab w:val="left" w:pos="709"/>
+          <w:tab w:val="left" w:pos="851"/>
+        </w:tabs>
+        <w:spacing w:after="0" w:line="276" w:lineRule="auto"/>
+        <w:ind w:left="0" w:firstLine="567"/>
+        <w:rPr>
+          <w:i/>
+          <w:color w:val="000000" w:themeColor="text1"/>
+          <w:sz w:val="26"/>
+          <w:szCs w:val="26"/>
+          <w:lang w:val="vi-VN"/>
+        </w:rPr>
+      </w:pPr>
+      <w:r>
+        <w:rPr>
+          <w:i/>
+          <w:color w:val="000000" w:themeColor="text1"/>
+          <w:sz w:val="26"/>
+          <w:szCs w:val="26"/>
+          <w:lang w:val="vi-VN"/>
+        </w:rPr>
+        <w:t xml:space="preserve">Khác (ghi rõ) </w:t>
+      </w:r>
+    </w:p>
+    <w:p>
+      <w:pPr>
+        <w:pStyle w:val="ListParagraph"/>
+        <w:numPr>
+          <w:ilvl w:val="0"/>
+          <w:numId w:val="1"/>
+        </w:numPr>
+        <w:shd w:val="clear" w:color="auto" w:fill="FFFFFF" w:themeFill="background1"/>
+        <w:tabs>
+          <w:tab w:val="left" w:pos="709"/>
+          <w:tab w:val="left" w:pos="851"/>
+        </w:tabs>
+        <w:spacing w:after="0" w:line="276" w:lineRule="auto"/>
+        <w:ind w:left="0" w:firstLine="567"/>
+        <w:rPr>
+          <w:color w:val="000000" w:themeColor="text1"/>
+          <w:sz w:val="26"/>
+          <w:szCs w:val="26"/>
+          <w:lang w:val="vi-VN"/>
+        </w:rPr>
+      </w:pPr>
+      <w:r>
+        <w:rPr>
+          <w:color w:val="000000" w:themeColor="text1"/>
+          <w:sz w:val="26"/>
+          <w:szCs w:val="26"/>
+          <w:lang w:val="vi-VN"/>
+        </w:rPr>
+        <w:t xml:space="preserve">Lưu ý (nếu có): </w:t>
+      </w:r>
+    </w:p>
+    <w:p>
+      <w:pPr>
+        <w:pStyle w:val="ListParagraph"/>
+        <w:shd w:val="clear" w:color="auto" w:fill="FFFFFF" w:themeFill="background1"/>
+        <w:tabs>
+          <w:tab w:val="left" w:pos="709"/>
+          <w:tab w:val="left" w:pos="851"/>
+        </w:tabs>
+        <w:spacing w:line="276" w:lineRule="auto"/>
+        <w:ind w:left="0" w:firstLine="567"/>
+        <w:rPr>
+          <w:color w:val="000000" w:themeColor="text1"/>
+          <w:sz w:val="26"/>
+          <w:szCs w:val="26"/>
+        </w:rPr>
+      </w:pPr>
+      <w:r>
+        <w:rPr>
+          <w:color w:val="000000" w:themeColor="text1"/>
+          <w:sz w:val="26"/>
+          <w:szCs w:val="26"/>
+          <w:lang w:val="vi-VN"/>
+        </w:rPr>
+        <w:t xml:space="preserve">Ban tổ chức sẽ nhận hồ sơ và đơn xin học đến hết ngày: </w:t>
+      </w:r>
+      <w:r>
+        <w:rPr>
+          <w:color w:val="000000" w:themeColor="text1"/>
+          <w:sz w:val="26"/>
+          <w:szCs w:val="26"/>
+        </w:rPr>
+        <w:t>[[</w:t>
+      </w:r>
+      <w:r>
+        <w:rPr>
+          <w:color w:val="000000" w:themeColor="text1"/>
+          <w:sz w:val="26"/>
+          <w:szCs w:val="26"/>
+        </w:rPr>
+        <w:t>hanNopHoSo</w:t>
+      </w:r>
+      <w:r>
+        <w:rPr>
+          <w:color w:val="000000" w:themeColor="text1"/>
+          <w:sz w:val="26"/>
+          <w:szCs w:val="26"/>
+        </w:rPr>
+        <w:t>]]</w:t>
+      </w:r>
+    </w:p>
+    <w:p>
+      <w:pPr>
+        <w:pStyle w:val="ListParagraph"/>
+        <w:numPr>
+          <w:ilvl w:val="0"/>
+          <w:numId w:val="1"/>
+        </w:numPr>
+        <w:shd w:val="clear" w:color="auto" w:fill="FFFFFF" w:themeFill="background1"/>
+        <w:tabs>
+          <w:tab w:val="left" w:pos="709"/>
+          <w:tab w:val="left" w:pos="851"/>
+        </w:tabs>
+        <w:spacing w:after="0" w:line="276" w:lineRule="auto"/>
+        <w:ind w:left="0" w:firstLine="567"/>
+        <w:rPr>
+          <w:color w:val="000000" w:themeColor="text1"/>
+          <w:sz w:val="26"/>
+          <w:szCs w:val="26"/>
+          <w:lang w:val="vi-VN"/>
+        </w:rPr>
+      </w:pPr>
+      <w:r>
+        <w:rPr>
+          <w:color w:val="000000" w:themeColor="text1"/>
+          <w:sz w:val="26"/>
+          <w:szCs w:val="26"/>
+          <w:lang w:val="vi-VN"/>
+        </w:rPr>
+        <w:t xml:space="preserve">Chi tiết, xin liên hệ: </w:t>
+      </w:r>
+    </w:p>
+    <w:p>
+      <w:pPr>
+        <w:shd w:val="clear" w:color="auto" w:fill="FFFFFF" w:themeFill="background1"/>
+        <w:tabs>
+          <w:tab w:val="left" w:pos="709"/>
+          <w:tab w:val="left" w:pos="851"/>
+        </w:tabs>
+        <w:spacing w:after="0" w:line="276" w:lineRule="auto"/>
+        <w:ind w:firstLine="567"/>
+        <w:rPr>
+          <w:i/>
+          <w:color w:val="000000" w:themeColor="text1"/>
+          <w:sz w:val="26"/>
+          <w:szCs w:val="26"/>
+          <w:lang w:val="vi-VN"/>
+        </w:rPr>
+      </w:pPr>
+      <w:r>
+        <w:rPr>
+          <w:i/>
+          <w:color w:val="000000" w:themeColor="text1"/>
+          <w:sz w:val="26"/>
+          <w:szCs w:val="26"/>
+          <w:lang w:val="vi-VN"/>
+        </w:rPr>
+        <w:t>TT Đào tạo &amp; HTQT - Bệnh viện Phụ sản Trung ương</w:t>
+      </w:r>
+    </w:p>
+    <w:p>
+      <w:pPr>
+        <w:shd w:val="clear" w:color="auto" w:fill="FFFFFF" w:themeFill="background1"/>
+        <w:tabs>
+          <w:tab w:val="left" w:pos="709"/>
+          <w:tab w:val="left" w:pos="851"/>
+        </w:tabs>
+        <w:spacing w:after="0" w:line="276" w:lineRule="auto"/>
+        <w:ind w:firstLine="567"/>
+        <w:rPr>
+          <w:i/>
+          <w:color w:val="000000" w:themeColor="text1"/>
+          <w:sz w:val="26"/>
+          <w:szCs w:val="26"/>
+        </w:rPr>
+      </w:pPr>
+      <w:r>
+        <w:rPr>
+          <w:i/>
+          <w:color w:val="000000" w:themeColor="text1"/>
+          <w:sz w:val="26"/>
+          <w:szCs w:val="26"/>
+          <w:lang w:val="vi-VN"/>
+        </w:rPr>
+        <w:t xml:space="preserve">Điạ chỉ: tầng 7 nhà G, </w:t>
+      </w:r>
+      <w:r>
+        <w:rPr>
+          <w:i/>
+          <w:color w:val="000000" w:themeColor="text1"/>
+          <w:sz w:val="26"/>
+          <w:szCs w:val="26"/>
+        </w:rPr>
+        <w:t>Số 1 Triệu Quốc Đạt - Hà Nội</w:t>
+      </w:r>
+    </w:p>
+    <w:p>
+      <w:pPr>
+        <w:shd w:val="clear" w:color="auto" w:fill="FFFFFF" w:themeFill="background1"/>
+        <w:tabs>
+          <w:tab w:val="left" w:pos="709"/>
+          <w:tab w:val="left" w:pos="851"/>
+        </w:tabs>
+        <w:spacing w:after="0" w:line="276" w:lineRule="auto"/>
+        <w:ind w:firstLine="567"/>
+        <w:rPr>
+          <w:i/>
+          <w:color w:val="000000" w:themeColor="text1"/>
+          <w:sz w:val="26"/>
+          <w:szCs w:val="26"/>
+          <w:lang w:val="vi-VN"/>
+        </w:rPr>
+      </w:pPr>
+      <w:r>
+        <w:rPr>
+          <w:i/>
+          <w:color w:val="000000" w:themeColor="text1"/>
+          <w:sz w:val="26"/>
+          <w:szCs w:val="26"/>
+          <w:lang w:val="vi-VN"/>
+        </w:rPr>
+        <w:t xml:space="preserve">ĐT/Fax: 024.3939.3028, Email: </w:t>
+      </w:r>
+      <w:hyperlink r:id="rId5" w:history="1">
+        <w:r>
+          <w:rPr>
+            <w:rStyle w:val="Hyperlink"/>
+            <w:rFonts w:eastAsiaTheme="majorEastAsia"/>
+            <w:i/>
+            <w:color w:val="000000" w:themeColor="text1"/>
+            <w:sz w:val="26"/>
+            <w:szCs w:val="26"/>
+            <w:lang w:val="vi-VN"/>
+          </w:rPr>
+          <w:t>phongdt.nhog@gmail.com</w:t>
+        </w:r>
+      </w:hyperlink>
+      <w:r>
+        <w:rPr>
+          <w:rStyle w:val="Hyperlink"/>
+          <w:rFonts w:eastAsiaTheme="majorEastAsia"/>
+          <w:i/>
+          <w:color w:val="000000" w:themeColor="text1"/>
+          <w:sz w:val="26"/>
+          <w:szCs w:val="26"/>
+          <w:lang w:val="vi-VN"/>
+        </w:rPr>
+        <w:t xml:space="preserve"> </w:t>
+      </w:r>
+      <w:r>
+        <w:rPr>
+          <w:i/>
+          <w:color w:val="000000" w:themeColor="text1"/>
+          <w:sz w:val="26"/>
+          <w:szCs w:val="26"/>
+          <w:lang w:val="vi-VN"/>
+        </w:rPr>
+        <w:t xml:space="preserve">hoặc truy cập FB: TT Đào tạo &amp; HTQT - Bệnh viện Phụ sản Trung ương. </w:t>
+      </w:r>
+    </w:p>
+    <w:p>
+      <w:pPr>
+        <w:shd w:val="clear" w:color="auto" w:fill="FFFFFF" w:themeFill="background1"/>
+        <w:spacing w:after="0" w:line="276" w:lineRule="auto"/>
+        <w:ind w:firstLine="567"/>
+        <w:rPr>
+          <w:color w:val="000000" w:themeColor="text1"/>
+          <w:sz w:val="26"/>
+          <w:szCs w:val="26"/>
+        </w:rPr>
+      </w:pPr>
+      <w:r>
+        <w:rPr>
+          <w:color w:val="000000" w:themeColor="text1"/>
+          <w:sz w:val="26"/>
+          <w:szCs w:val="26"/>
+        </w:rPr>
+        <w:t>Trân trọng cám ơn!</w:t>
+      </w:r>
+    </w:p>
+    <w:p>
+      <w:pPr>
+        <w:shd w:val="clear" w:color="auto" w:fill="FFFFFF" w:themeFill="background1"/>
+        <w:spacing w:line="276" w:lineRule="auto"/>
+        <w:rPr>
+          <w:color w:val="000000" w:themeColor="text1"/>
+          <w:sz w:val="12"/>
+          <w:szCs w:val="12"/>
+          <w:lang w:val="vi-VN"/>
+        </w:rPr>
+      </w:pPr>
+    </w:p>
+    <w:tbl>
+      <w:tblPr>
+        <w:tblW w:w="9729" w:type="dxa"/>
+        <w:tblInd w:w="-90" w:type="dxa"/>
+        <w:tblLayout w:type="fixed"/>
+        <w:tblCellMar>
+          <w:left w:w="0" w:type="dxa"/>
+          <w:right w:w="0" w:type="dxa"/>
+        </w:tblCellMar>
+        <w:tblLook w:val="0000" w:firstRow="0" w:lastRow="0" w:firstColumn="0" w:lastColumn="0" w:noHBand="0" w:noVBand="0"/>
+      </w:tblPr>
+      <w:tblGrid>
+        <w:gridCol w:w="5193"/>
+        <w:gridCol w:w="4536"/>
+      </w:tblGrid>
+      <w:tr>
+        <w:tc>
+          <w:tcPr>
+            <w:tcW w:w="5193" w:type="dxa"/>
+            <w:tcBorders>
+              <w:tl2br w:val="nil"/>
+              <w:tr2bl w:val="nil"/>
+            </w:tcBorders>
+            <w:tcMar>
+              <w:top w:w="0" w:type="dxa"/>
+              <w:left w:w="0" w:type="dxa"/>
+              <w:bottom w:w="0" w:type="dxa"/>
+              <w:right w:w="0" w:type="dxa"/>
+            </w:tcMar>
+          </w:tcPr>
+          <w:tbl>
+            <w:tblPr>
+              <w:tblStyle w:val="TableGrid"/>
+              <w:tblW w:w="0" w:type="auto"/>
+              <w:tblBorders>
+                <w:top w:val="none" w:sz="0" w:space="0" w:color="auto"/>
+                <w:left w:val="none" w:sz="0" w:space="0" w:color="auto"/>
+                <w:bottom w:val="none" w:sz="0" w:space="0" w:color="auto"/>
+                <w:right w:val="none" w:sz="0" w:space="0" w:color="auto"/>
+                <w:insideH w:val="none" w:sz="0" w:space="0" w:color="auto"/>
+                <w:insideV w:val="none" w:sz="0" w:space="0" w:color="auto"/>
+              </w:tblBorders>
+              <w:tblLayout w:type="fixed"/>
+              <w:tblLook w:val="04A0" w:firstRow="1" w:lastRow="0" w:firstColumn="1" w:lastColumn="0" w:noHBand="0" w:noVBand="1"/>
+            </w:tblPr>
+            <w:tblGrid>
+              <w:gridCol w:w="2149"/>
+              <w:gridCol w:w="2149"/>
+            </w:tblGrid>
+            <w:tr>
+              <w:tc>
+                <w:tcPr>
+                  <w:tcW w:w="2149" w:type="dxa"/>
+                </w:tcPr>
+                <w:p>
+                  <w:pPr>
+                    <w:shd w:val="clear" w:color="auto" w:fill="FFFFFF" w:themeFill="background1"/>
+                    <w:spacing w:line="276" w:lineRule="auto"/>
+                    <w:rPr>
+                      <w:b/>
+                      <w:i/>
+                      <w:color w:val="000000" w:themeColor="text1"/>
+                      <w:sz w:val="24"/>
+                      <w:szCs w:val="24"/>
+                    </w:rPr>
+                  </w:pPr>
+                  <w:r>
+                    <w:rPr>
+                      <w:b/>
+                      <w:i/>
+                      <w:color w:val="000000" w:themeColor="text1"/>
+                      <w:sz w:val="24"/>
+                      <w:szCs w:val="24"/>
+                    </w:rPr>
+                    <w:t>Nơi nhậ</w:t>
+                  </w:r>
+                  <w:r>
+                    <w:rPr>
+                      <w:b/>
+                      <w:i/>
+                      <w:color w:val="000000" w:themeColor="text1"/>
+                      <w:sz w:val="24"/>
+                      <w:szCs w:val="24"/>
+                      <w:lang w:val="en-US"/>
+                    </w:rPr>
+                    <w:t>n</w:t>
+                  </w:r>
+                  <w:r>
+                    <w:rPr>
+                      <w:b/>
+                      <w:i/>
+                      <w:color w:val="000000" w:themeColor="text1"/>
+                      <w:sz w:val="24"/>
+                      <w:szCs w:val="24"/>
+                    </w:rPr>
+                    <w:t>:</w:t>
+                  </w:r>
+                </w:p>
+              </w:tc>
+              <w:tc>
+                <w:tcPr>
+                  <w:tcW w:w="2149" w:type="dxa"/>
+                </w:tcPr>
+                <w:p>
+                  <w:pPr>
+                    <w:shd w:val="clear" w:color="auto" w:fill="FFFFFF" w:themeFill="background1"/>
+                    <w:spacing w:line="276" w:lineRule="auto"/>
+                    <w:rPr>
+                      <w:b/>
+                      <w:i/>
+                      <w:color w:val="000000" w:themeColor="text1"/>
+                      <w:sz w:val="26"/>
+                      <w:szCs w:val="26"/>
+                    </w:rPr>
+                  </w:pPr>
+                </w:p>
+              </w:tc>
+            </w:tr>
+            <w:tr>
+              <w:tc>
+                <w:tcPr>
+                  <w:tcW w:w="4298" w:type="dxa"/>
+                  <w:gridSpan w:val="2"/>
+                </w:tcPr>
+                <w:p>
+                  <w:pPr>
+                    <w:shd w:val="clear" w:color="auto" w:fill="FFFFFF" w:themeFill="background1"/>
+                    <w:spacing w:line="276" w:lineRule="auto"/>
+                    <w:rPr>
+                      <w:color w:val="000000" w:themeColor="text1"/>
+                      <w:sz w:val="22"/>
+                      <w:szCs w:val="22"/>
+                      <w:lang w:val="en-US"/>
+                    </w:rPr>
+                  </w:pPr>
+                  <w:r>
+                    <w:rPr>
+                      <w:color w:val="000000" w:themeColor="text1"/>
+                      <w:sz w:val="22"/>
+                      <w:szCs w:val="22"/>
+                    </w:rPr>
+                    <w:t>-</w:t>
+                  </w:r>
+                  <w:r>
+                    <w:rPr>
+                      <w:color w:val="000000" w:themeColor="text1"/>
+                      <w:sz w:val="22"/>
+                      <w:szCs w:val="22"/>
+                      <w:lang w:val="en-US"/>
+                    </w:rPr>
+                    <w:t xml:space="preserve"> </w:t>
+                  </w:r>
+                  <w:r>
+                    <w:rPr>
+                      <w:color w:val="000000" w:themeColor="text1"/>
+                      <w:sz w:val="22"/>
+                      <w:szCs w:val="22"/>
+                    </w:rPr>
+                    <w:t xml:space="preserve">Như </w:t>
+                  </w:r>
+                  <w:r>
+                    <w:rPr>
+                      <w:color w:val="000000" w:themeColor="text1"/>
+                      <w:sz w:val="22"/>
+                      <w:szCs w:val="22"/>
+                      <w:lang w:val="en-US"/>
+                    </w:rPr>
+                    <w:t>K</w:t>
+                  </w:r>
+                  <w:r>
+                    <w:rPr>
+                      <w:color w:val="000000" w:themeColor="text1"/>
+                      <w:sz w:val="22"/>
+                      <w:szCs w:val="22"/>
+                    </w:rPr>
+                    <w:t>ính gửi</w:t>
+                  </w:r>
+                  <w:r>
+                    <w:rPr>
+                      <w:color w:val="000000" w:themeColor="text1"/>
+                      <w:sz w:val="22"/>
+                      <w:szCs w:val="22"/>
+                      <w:lang w:val="en-US"/>
+                    </w:rPr>
+                    <w:t>;</w:t>
+                  </w:r>
+                </w:p>
+                <w:p>
+                  <w:pPr>
+                    <w:shd w:val="clear" w:color="auto" w:fill="FFFFFF" w:themeFill="background1"/>
+                    <w:spacing w:line="276" w:lineRule="auto"/>
+                    <w:rPr>
+                      <w:b/>
+                      <w:i/>
+                      <w:color w:val="000000" w:themeColor="text1"/>
+                      <w:sz w:val="22"/>
+                      <w:szCs w:val="22"/>
+                    </w:rPr>
+                  </w:pPr>
+                  <w:r>
+                    <w:rPr>
+                      <w:color w:val="000000" w:themeColor="text1"/>
+                      <w:sz w:val="22"/>
+                      <w:szCs w:val="22"/>
+                    </w:rPr>
+                    <w:t>-</w:t>
+                  </w:r>
+                  <w:r>
+                    <w:rPr>
+                      <w:color w:val="000000" w:themeColor="text1"/>
+                      <w:sz w:val="22"/>
+                      <w:szCs w:val="22"/>
+                      <w:lang w:val="en-US"/>
+                    </w:rPr>
+                    <w:t xml:space="preserve"> </w:t>
+                  </w:r>
+                  <w:r>
+                    <w:rPr>
+                      <w:color w:val="000000" w:themeColor="text1"/>
+                      <w:sz w:val="22"/>
+                      <w:szCs w:val="22"/>
+                    </w:rPr>
+                    <w:t>Lưu</w:t>
+                  </w:r>
+                  <w:r>
+                    <w:rPr>
+                      <w:color w:val="000000" w:themeColor="text1"/>
+                      <w:sz w:val="22"/>
+                      <w:szCs w:val="22"/>
+                      <w:lang w:val="en-US"/>
+                    </w:rPr>
+                    <w:t>:</w:t>
+                  </w:r>
+                  <w:r>
+                    <w:rPr>
+                      <w:color w:val="000000" w:themeColor="text1"/>
+                      <w:sz w:val="22"/>
+                      <w:szCs w:val="22"/>
+                    </w:rPr>
+                    <w:t xml:space="preserve"> VT</w:t>
+                  </w:r>
+                  <w:r>
+                    <w:rPr>
+                      <w:color w:val="000000" w:themeColor="text1"/>
+                      <w:sz w:val="22"/>
+                      <w:szCs w:val="22"/>
+                      <w:lang w:val="en-US"/>
+                    </w:rPr>
+                    <w:t>, TTĐT&amp;HTQT</w:t>
+                  </w:r>
+                </w:p>
+              </w:tc>
+            </w:tr>
+          </w:tbl>
+          <w:p>
+            <w:pPr>
+              <w:shd w:val="clear" w:color="auto" w:fill="FFFFFF" w:themeFill="background1"/>
+              <w:spacing w:line="276" w:lineRule="auto"/>
+              <w:rPr>
+                <w:color w:val="000000" w:themeColor="text1"/>
+                <w:sz w:val="26"/>
+                <w:szCs w:val="26"/>
+              </w:rPr>
+            </w:pPr>
+          </w:p>
+        </w:tc>
+        <w:tc>
+          <w:tcPr>
+            <w:tcW w:w="4536" w:type="dxa"/>
+            <w:tcBorders>
+              <w:tl2br w:val="nil"/>
+              <w:tr2bl w:val="nil"/>
+            </w:tcBorders>
+            <w:tcMar>
+              <w:top w:w="0" w:type="dxa"/>
+              <w:left w:w="0" w:type="dxa"/>
+              <w:bottom w:w="0" w:type="dxa"/>
+              <w:right w:w="0" w:type="dxa"/>
+            </w:tcMar>
+          </w:tcPr>
+          <w:p>
+            <w:pPr>
+              <w:shd w:val="clear" w:color="auto" w:fill="FFFFFF" w:themeFill="background1"/>
+              <w:spacing w:line="276" w:lineRule="auto"/>
+              <w:ind w:left="2160" w:hanging="1735"/>
+              <w:jc w:val="center"/>
+              <w:rPr>
+                <w:b/>
+                <w:bCs/>
+                <w:color w:val="000000" w:themeColor="text1"/>
+                <w:sz w:val="26"/>
+                <w:szCs w:val="26"/>
+              </w:rPr>
+            </w:pPr>
+            <w:r>
+              <w:rPr>
+                <w:b/>
+                <w:bCs/>
+                <w:color w:val="000000" w:themeColor="text1"/>
+                <w:sz w:val="26"/>
+                <w:szCs w:val="26"/>
+              </w:rPr>
+              <w:t>GIÁM ĐỐC</w:t>
+            </w:r>
+          </w:p>
+          <w:p>
+            <w:pPr>
+              <w:shd w:val="clear" w:color="auto" w:fill="FFFFFF" w:themeFill="background1"/>
+              <w:tabs>
+                <w:tab w:val="left" w:pos="1335"/>
+              </w:tabs>
+              <w:spacing w:line="276" w:lineRule="auto"/>
+              <w:rPr>
+                <w:color w:val="000000" w:themeColor="text1"/>
+                <w:sz w:val="26"/>
+                <w:szCs w:val="26"/>
+              </w:rPr>
+            </w:pPr>
+          </w:p>
+        </w:tc>
+      </w:tr>
+    </w:tbl>
     <w:p/>
     <w:sectPr>
       <w:pgSz w:w="11907" w:h="16840" w:code="9"/>
@@ -13,8 +2146,430 @@
 </w:document>
 </file>
 
+<file path=word/numbering.xml><?xml version="1.0" encoding="utf-8"?>
+<w:numbering xmlns:wpc="http://schemas.microsoft.com/office/word/2010/wordprocessingCanvas" xmlns:cx="http://schemas.microsoft.com/office/drawing/2014/chartex" xmlns:cx1="http://schemas.microsoft.com/office/drawing/2015/9/8/chartex" xmlns:cx2="http://schemas.microsoft.com/office/drawing/2015/10/21/chartex" xmlns:cx3="http://schemas.microsoft.com/office/drawing/2016/5/9/chartex" xmlns:cx4="http://schemas.microsoft.com/office/drawing/2016/5/10/chartex" xmlns:cx5="http://schemas.microsoft.com/office/drawing/2016/5/11/chartex" xmlns:cx6="http://schemas.microsoft.com/office/drawing/2016/5/12/chartex" xmlns:cx7="http://schemas.microsoft.com/office/drawing/2016/5/13/chartex" xmlns:cx8="http://schemas.microsoft.com/office/drawing/2016/5/14/chartex" xmlns:mc="http://schemas.openxmlformats.org/markup-compatibility/2006" xmlns:aink="http://schemas.microsoft.com/office/drawing/2016/ink" xmlns:am3d="http://schemas.microsoft.com/office/drawing/2017/model3d" xmlns:o="urn:schemas-microsoft-com:office:office" xmlns:oel="http://schemas.microsoft.com/office/2019/extlst" xmlns:r="http://schemas.openxmlformats.org/officeDocument/2006/relationships" xmlns:m="http://schemas.openxmlformats.org/officeDocument/2006/math" xmlns:v="urn:schemas-microsoft-com:vml" xmlns:wp14="http://schemas.microsoft.com/office/word/2010/wordprocessingDrawing" xmlns:wp="http://schemas.openxmlformats.org/drawingml/2006/wordprocessingDrawing" xmlns:w10="urn:schemas-microsoft-com:office:word" xmlns:w="http://schemas.openxmlformats.org/wordprocessingml/2006/main" xmlns:w14="http://schemas.microsoft.com/office/word/2010/wordml" xmlns:w15="http://schemas.microsoft.com/office/word/2012/wordml" xmlns:w16cex="http://schemas.microsoft.com/office/word/2018/wordml/cex" xmlns:w16cid="http://schemas.microsoft.com/office/word/2016/wordml/cid" xmlns:w16="http://schemas.microsoft.com/office/word/2018/wordml" xmlns:w16du="http://schemas.microsoft.com/office/word/2023/wordml/word16du" xmlns:w16sdtdh="http://schemas.microsoft.com/office/word/2020/wordml/sdtdatahash" xmlns:w16sdtfl="http://schemas.microsoft.com/office/word/2024/wordml/sdtformatlock" xmlns:w16se="http://schemas.microsoft.com/office/word/2015/wordml/symex" xmlns:wpg="http://schemas.microsoft.com/office/word/2010/wordprocessingGroup" xmlns:wpi="http://schemas.microsoft.com/office/word/2010/wordprocessingInk" xmlns:wne="http://schemas.microsoft.com/office/word/2006/wordml" xmlns:wps="http://schemas.microsoft.com/office/word/2010/wordprocessingShape" mc:Ignorable="w14 w15 w16se w16cid w16 w16cex w16sdtdh w16sdtfl w16du wp14">
+  <w:abstractNum w:abstractNumId="0" w15:restartNumberingAfterBreak="0">
+    <w:nsid w:val="12B7307D"/>
+    <w:multiLevelType w:val="hybridMultilevel"/>
+    <w:tmpl w:val="C9183D06"/>
+    <w:lvl w:ilvl="0" w:tplc="0409000F">
+      <w:start w:val="1"/>
+      <w:numFmt w:val="decimal"/>
+      <w:lvlText w:val="%1."/>
+      <w:lvlJc w:val="left"/>
+      <w:pPr>
+        <w:ind w:left="720" w:hanging="360"/>
+      </w:pPr>
+    </w:lvl>
+    <w:lvl w:ilvl="1" w:tplc="04090019">
+      <w:start w:val="1"/>
+      <w:numFmt w:val="lowerLetter"/>
+      <w:lvlText w:val="%2."/>
+      <w:lvlJc w:val="left"/>
+      <w:pPr>
+        <w:ind w:left="1440" w:hanging="360"/>
+      </w:pPr>
+    </w:lvl>
+    <w:lvl w:ilvl="2" w:tplc="0409001B" w:tentative="1">
+      <w:start w:val="1"/>
+      <w:numFmt w:val="lowerRoman"/>
+      <w:lvlText w:val="%3."/>
+      <w:lvlJc w:val="right"/>
+      <w:pPr>
+        <w:ind w:left="2160" w:hanging="180"/>
+      </w:pPr>
+    </w:lvl>
+    <w:lvl w:ilvl="3" w:tplc="0409000F" w:tentative="1">
+      <w:start w:val="1"/>
+      <w:numFmt w:val="decimal"/>
+      <w:lvlText w:val="%4."/>
+      <w:lvlJc w:val="left"/>
+      <w:pPr>
+        <w:ind w:left="2880" w:hanging="360"/>
+      </w:pPr>
+    </w:lvl>
+    <w:lvl w:ilvl="4" w:tplc="04090019" w:tentative="1">
+      <w:start w:val="1"/>
+      <w:numFmt w:val="lowerLetter"/>
+      <w:lvlText w:val="%5."/>
+      <w:lvlJc w:val="left"/>
+      <w:pPr>
+        <w:ind w:left="3600" w:hanging="360"/>
+      </w:pPr>
+    </w:lvl>
+    <w:lvl w:ilvl="5" w:tplc="0409001B">
+      <w:start w:val="1"/>
+      <w:numFmt w:val="lowerRoman"/>
+      <w:lvlText w:val="%6."/>
+      <w:lvlJc w:val="right"/>
+      <w:pPr>
+        <w:ind w:left="4320" w:hanging="180"/>
+      </w:pPr>
+    </w:lvl>
+    <w:lvl w:ilvl="6" w:tplc="0409000F" w:tentative="1">
+      <w:start w:val="1"/>
+      <w:numFmt w:val="decimal"/>
+      <w:lvlText w:val="%7."/>
+      <w:lvlJc w:val="left"/>
+      <w:pPr>
+        <w:ind w:left="5040" w:hanging="360"/>
+      </w:pPr>
+    </w:lvl>
+    <w:lvl w:ilvl="7" w:tplc="04090019" w:tentative="1">
+      <w:start w:val="1"/>
+      <w:numFmt w:val="lowerLetter"/>
+      <w:lvlText w:val="%8."/>
+      <w:lvlJc w:val="left"/>
+      <w:pPr>
+        <w:ind w:left="5760" w:hanging="360"/>
+      </w:pPr>
+    </w:lvl>
+    <w:lvl w:ilvl="8" w:tplc="0409001B" w:tentative="1">
+      <w:start w:val="1"/>
+      <w:numFmt w:val="lowerRoman"/>
+      <w:lvlText w:val="%9."/>
+      <w:lvlJc w:val="right"/>
+      <w:pPr>
+        <w:ind w:left="6480" w:hanging="180"/>
+      </w:pPr>
+    </w:lvl>
+  </w:abstractNum>
+  <w:abstractNum w:abstractNumId="1" w15:restartNumberingAfterBreak="0">
+    <w:nsid w:val="16AA35F3"/>
+    <w:multiLevelType w:val="hybridMultilevel"/>
+    <w:tmpl w:val="2BAA745C"/>
+    <w:lvl w:ilvl="0" w:tplc="022E1594">
+      <w:start w:val="84"/>
+      <w:numFmt w:val="bullet"/>
+      <w:lvlText w:val="-"/>
+      <w:lvlJc w:val="left"/>
+      <w:pPr>
+        <w:ind w:left="720" w:hanging="360"/>
+      </w:pPr>
+      <w:rPr>
+        <w:rFonts w:ascii="Times New Roman" w:eastAsia="Times New Roman" w:hAnsi="Times New Roman" w:cs="Times New Roman" w:hint="default"/>
+        <w:i w:val="0"/>
+      </w:rPr>
+    </w:lvl>
+    <w:lvl w:ilvl="1" w:tplc="04090003" w:tentative="1">
+      <w:start w:val="1"/>
+      <w:numFmt w:val="bullet"/>
+      <w:lvlText w:val="o"/>
+      <w:lvlJc w:val="left"/>
+      <w:pPr>
+        <w:ind w:left="1440" w:hanging="360"/>
+      </w:pPr>
+      <w:rPr>
+        <w:rFonts w:ascii="Courier New" w:hAnsi="Courier New" w:cs="Courier New" w:hint="default"/>
+      </w:rPr>
+    </w:lvl>
+    <w:lvl w:ilvl="2" w:tplc="04090005" w:tentative="1">
+      <w:start w:val="1"/>
+      <w:numFmt w:val="bullet"/>
+      <w:lvlText w:val=""/>
+      <w:lvlJc w:val="left"/>
+      <w:pPr>
+        <w:ind w:left="2160" w:hanging="360"/>
+      </w:pPr>
+      <w:rPr>
+        <w:rFonts w:ascii="Wingdings" w:hAnsi="Wingdings" w:hint="default"/>
+      </w:rPr>
+    </w:lvl>
+    <w:lvl w:ilvl="3" w:tplc="04090001" w:tentative="1">
+      <w:start w:val="1"/>
+      <w:numFmt w:val="bullet"/>
+      <w:lvlText w:val=""/>
+      <w:lvlJc w:val="left"/>
+      <w:pPr>
+        <w:ind w:left="2880" w:hanging="360"/>
+      </w:pPr>
+      <w:rPr>
+        <w:rFonts w:ascii="Symbol" w:hAnsi="Symbol" w:hint="default"/>
+      </w:rPr>
+    </w:lvl>
+    <w:lvl w:ilvl="4" w:tplc="04090003" w:tentative="1">
+      <w:start w:val="1"/>
+      <w:numFmt w:val="bullet"/>
+      <w:lvlText w:val="o"/>
+      <w:lvlJc w:val="left"/>
+      <w:pPr>
+        <w:ind w:left="3600" w:hanging="360"/>
+      </w:pPr>
+      <w:rPr>
+        <w:rFonts w:ascii="Courier New" w:hAnsi="Courier New" w:cs="Courier New" w:hint="default"/>
+      </w:rPr>
+    </w:lvl>
+    <w:lvl w:ilvl="5" w:tplc="04090005" w:tentative="1">
+      <w:start w:val="1"/>
+      <w:numFmt w:val="bullet"/>
+      <w:lvlText w:val=""/>
+      <w:lvlJc w:val="left"/>
+      <w:pPr>
+        <w:ind w:left="4320" w:hanging="360"/>
+      </w:pPr>
+      <w:rPr>
+        <w:rFonts w:ascii="Wingdings" w:hAnsi="Wingdings" w:hint="default"/>
+      </w:rPr>
+    </w:lvl>
+    <w:lvl w:ilvl="6" w:tplc="04090001" w:tentative="1">
+      <w:start w:val="1"/>
+      <w:numFmt w:val="bullet"/>
+      <w:lvlText w:val=""/>
+      <w:lvlJc w:val="left"/>
+      <w:pPr>
+        <w:ind w:left="5040" w:hanging="360"/>
+      </w:pPr>
+      <w:rPr>
+        <w:rFonts w:ascii="Symbol" w:hAnsi="Symbol" w:hint="default"/>
+      </w:rPr>
+    </w:lvl>
+    <w:lvl w:ilvl="7" w:tplc="04090003" w:tentative="1">
+      <w:start w:val="1"/>
+      <w:numFmt w:val="bullet"/>
+      <w:lvlText w:val="o"/>
+      <w:lvlJc w:val="left"/>
+      <w:pPr>
+        <w:ind w:left="5760" w:hanging="360"/>
+      </w:pPr>
+      <w:rPr>
+        <w:rFonts w:ascii="Courier New" w:hAnsi="Courier New" w:cs="Courier New" w:hint="default"/>
+      </w:rPr>
+    </w:lvl>
+    <w:lvl w:ilvl="8" w:tplc="04090005" w:tentative="1">
+      <w:start w:val="1"/>
+      <w:numFmt w:val="bullet"/>
+      <w:lvlText w:val=""/>
+      <w:lvlJc w:val="left"/>
+      <w:pPr>
+        <w:ind w:left="6480" w:hanging="360"/>
+      </w:pPr>
+      <w:rPr>
+        <w:rFonts w:ascii="Wingdings" w:hAnsi="Wingdings" w:hint="default"/>
+      </w:rPr>
+    </w:lvl>
+  </w:abstractNum>
+  <w:abstractNum w:abstractNumId="2" w15:restartNumberingAfterBreak="0">
+    <w:nsid w:val="228A5085"/>
+    <w:multiLevelType w:val="hybridMultilevel"/>
+    <w:tmpl w:val="1BA862E6"/>
+    <w:lvl w:ilvl="0" w:tplc="C02C0EA4">
+      <w:start w:val="1"/>
+      <w:numFmt w:val="bullet"/>
+      <w:lvlText w:val="-"/>
+      <w:lvlJc w:val="left"/>
+      <w:pPr>
+        <w:ind w:left="1350" w:hanging="360"/>
+      </w:pPr>
+      <w:rPr>
+        <w:rFonts w:ascii="Times New Roman" w:eastAsiaTheme="minorHAnsi" w:hAnsi="Times New Roman" w:cs="Times New Roman" w:hint="default"/>
+        <w:b/>
+        <w:color w:val="000000" w:themeColor="text1"/>
+        <w:sz w:val="26"/>
+      </w:rPr>
+    </w:lvl>
+    <w:lvl w:ilvl="1" w:tplc="042A0003">
+      <w:start w:val="1"/>
+      <w:numFmt w:val="bullet"/>
+      <w:lvlText w:val="o"/>
+      <w:lvlJc w:val="left"/>
+      <w:pPr>
+        <w:ind w:left="1440" w:hanging="360"/>
+      </w:pPr>
+      <w:rPr>
+        <w:rFonts w:ascii="Courier New" w:hAnsi="Courier New" w:cs="Courier New" w:hint="default"/>
+      </w:rPr>
+    </w:lvl>
+    <w:lvl w:ilvl="2" w:tplc="042A0005">
+      <w:start w:val="1"/>
+      <w:numFmt w:val="bullet"/>
+      <w:lvlText w:val=""/>
+      <w:lvlJc w:val="left"/>
+      <w:pPr>
+        <w:ind w:left="2160" w:hanging="360"/>
+      </w:pPr>
+      <w:rPr>
+        <w:rFonts w:ascii="Wingdings" w:hAnsi="Wingdings" w:hint="default"/>
+      </w:rPr>
+    </w:lvl>
+    <w:lvl w:ilvl="3" w:tplc="042A0001">
+      <w:start w:val="1"/>
+      <w:numFmt w:val="bullet"/>
+      <w:lvlText w:val=""/>
+      <w:lvlJc w:val="left"/>
+      <w:pPr>
+        <w:ind w:left="2880" w:hanging="360"/>
+      </w:pPr>
+      <w:rPr>
+        <w:rFonts w:ascii="Symbol" w:hAnsi="Symbol" w:hint="default"/>
+      </w:rPr>
+    </w:lvl>
+    <w:lvl w:ilvl="4" w:tplc="042A0003">
+      <w:start w:val="1"/>
+      <w:numFmt w:val="bullet"/>
+      <w:lvlText w:val="o"/>
+      <w:lvlJc w:val="left"/>
+      <w:pPr>
+        <w:ind w:left="3600" w:hanging="360"/>
+      </w:pPr>
+      <w:rPr>
+        <w:rFonts w:ascii="Courier New" w:hAnsi="Courier New" w:cs="Courier New" w:hint="default"/>
+      </w:rPr>
+    </w:lvl>
+    <w:lvl w:ilvl="5" w:tplc="042A0005">
+      <w:start w:val="1"/>
+      <w:numFmt w:val="bullet"/>
+      <w:lvlText w:val=""/>
+      <w:lvlJc w:val="left"/>
+      <w:pPr>
+        <w:ind w:left="4320" w:hanging="360"/>
+      </w:pPr>
+      <w:rPr>
+        <w:rFonts w:ascii="Wingdings" w:hAnsi="Wingdings" w:hint="default"/>
+      </w:rPr>
+    </w:lvl>
+    <w:lvl w:ilvl="6" w:tplc="042A0001">
+      <w:start w:val="1"/>
+      <w:numFmt w:val="bullet"/>
+      <w:lvlText w:val=""/>
+      <w:lvlJc w:val="left"/>
+      <w:pPr>
+        <w:ind w:left="5040" w:hanging="360"/>
+      </w:pPr>
+      <w:rPr>
+        <w:rFonts w:ascii="Symbol" w:hAnsi="Symbol" w:hint="default"/>
+      </w:rPr>
+    </w:lvl>
+    <w:lvl w:ilvl="7" w:tplc="042A0003" w:tentative="1">
+      <w:start w:val="1"/>
+      <w:numFmt w:val="bullet"/>
+      <w:lvlText w:val="o"/>
+      <w:lvlJc w:val="left"/>
+      <w:pPr>
+        <w:ind w:left="5760" w:hanging="360"/>
+      </w:pPr>
+      <w:rPr>
+        <w:rFonts w:ascii="Courier New" w:hAnsi="Courier New" w:cs="Courier New" w:hint="default"/>
+      </w:rPr>
+    </w:lvl>
+    <w:lvl w:ilvl="8" w:tplc="042A0005" w:tentative="1">
+      <w:start w:val="1"/>
+      <w:numFmt w:val="bullet"/>
+      <w:lvlText w:val=""/>
+      <w:lvlJc w:val="left"/>
+      <w:pPr>
+        <w:ind w:left="6480" w:hanging="360"/>
+      </w:pPr>
+      <w:rPr>
+        <w:rFonts w:ascii="Wingdings" w:hAnsi="Wingdings" w:hint="default"/>
+      </w:rPr>
+    </w:lvl>
+  </w:abstractNum>
+  <w:abstractNum w:abstractNumId="3" w15:restartNumberingAfterBreak="0">
+    <w:nsid w:val="621038A1"/>
+    <w:multiLevelType w:val="hybridMultilevel"/>
+    <w:tmpl w:val="D158A798"/>
+    <w:lvl w:ilvl="0" w:tplc="D9F4EE20">
+      <w:start w:val="1"/>
+      <w:numFmt w:val="decimal"/>
+      <w:lvlText w:val="%1."/>
+      <w:lvlJc w:val="left"/>
+      <w:pPr>
+        <w:ind w:left="1080" w:hanging="360"/>
+      </w:pPr>
+      <w:rPr>
+        <w:rFonts w:hint="default"/>
+      </w:rPr>
+    </w:lvl>
+    <w:lvl w:ilvl="1" w:tplc="04090019" w:tentative="1">
+      <w:start w:val="1"/>
+      <w:numFmt w:val="lowerLetter"/>
+      <w:lvlText w:val="%2."/>
+      <w:lvlJc w:val="left"/>
+      <w:pPr>
+        <w:ind w:left="1800" w:hanging="360"/>
+      </w:pPr>
+    </w:lvl>
+    <w:lvl w:ilvl="2" w:tplc="0409001B" w:tentative="1">
+      <w:start w:val="1"/>
+      <w:numFmt w:val="lowerRoman"/>
+      <w:lvlText w:val="%3."/>
+      <w:lvlJc w:val="right"/>
+      <w:pPr>
+        <w:ind w:left="2520" w:hanging="180"/>
+      </w:pPr>
+    </w:lvl>
+    <w:lvl w:ilvl="3" w:tplc="0409000F" w:tentative="1">
+      <w:start w:val="1"/>
+      <w:numFmt w:val="decimal"/>
+      <w:lvlText w:val="%4."/>
+      <w:lvlJc w:val="left"/>
+      <w:pPr>
+        <w:ind w:left="3240" w:hanging="360"/>
+      </w:pPr>
+    </w:lvl>
+    <w:lvl w:ilvl="4" w:tplc="04090019" w:tentative="1">
+      <w:start w:val="1"/>
+      <w:numFmt w:val="lowerLetter"/>
+      <w:lvlText w:val="%5."/>
+      <w:lvlJc w:val="left"/>
+      <w:pPr>
+        <w:ind w:left="3960" w:hanging="360"/>
+      </w:pPr>
+    </w:lvl>
+    <w:lvl w:ilvl="5" w:tplc="0409001B" w:tentative="1">
+      <w:start w:val="1"/>
+      <w:numFmt w:val="lowerRoman"/>
+      <w:lvlText w:val="%6."/>
+      <w:lvlJc w:val="right"/>
+      <w:pPr>
+        <w:ind w:left="4680" w:hanging="180"/>
+      </w:pPr>
+    </w:lvl>
+    <w:lvl w:ilvl="6" w:tplc="0409000F" w:tentative="1">
+      <w:start w:val="1"/>
+      <w:numFmt w:val="decimal"/>
+      <w:lvlText w:val="%7."/>
+      <w:lvlJc w:val="left"/>
+      <w:pPr>
+        <w:ind w:left="5400" w:hanging="360"/>
+      </w:pPr>
+    </w:lvl>
+    <w:lvl w:ilvl="7" w:tplc="04090019" w:tentative="1">
+      <w:start w:val="1"/>
+      <w:numFmt w:val="lowerLetter"/>
+      <w:lvlText w:val="%8."/>
+      <w:lvlJc w:val="left"/>
+      <w:pPr>
+        <w:ind w:left="6120" w:hanging="360"/>
+      </w:pPr>
+    </w:lvl>
+    <w:lvl w:ilvl="8" w:tplc="0409001B" w:tentative="1">
+      <w:start w:val="1"/>
+      <w:numFmt w:val="lowerRoman"/>
+      <w:lvlText w:val="%9."/>
+      <w:lvlJc w:val="right"/>
+      <w:pPr>
+        <w:ind w:left="6840" w:hanging="180"/>
+      </w:pPr>
+    </w:lvl>
+  </w:abstractNum>
+  <w:num w:numId="1" w16cid:durableId="900601854">
+    <w:abstractNumId w:val="2"/>
+  </w:num>
+  <w:num w:numId="2" w16cid:durableId="804323362">
+    <w:abstractNumId w:val="0"/>
+  </w:num>
+  <w:num w:numId="3" w16cid:durableId="88309105">
+    <w:abstractNumId w:val="3"/>
+  </w:num>
+  <w:num w:numId="4" w16cid:durableId="1410032011">
+    <w:abstractNumId w:val="1"/>
+  </w:num>
+</w:numbering>
+</file>
+
 <file path=word/styles.xml><?xml version="1.0" encoding="utf-8"?>
-<w:styles xmlns:mc="http://schemas.openxmlformats.org/markup-compatibility/2006" xmlns:r="http://schemas.openxmlformats.org/officeDocument/2006/relationships" xmlns:w="http://schemas.openxmlformats.org/wordprocessingml/2006/main" xmlns:w14="http://schemas.microsoft.com/office/word/2010/wordml" xmlns:w15="http://schemas.microsoft.com/office/word/2012/wordml" xmlns:w16cex="http://schemas.microsoft.com/office/word/2018/wordml/cex" xmlns:w16cid="http://schemas.microsoft.com/office/word/2016/wordml/cid" xmlns:w16="http://schemas.microsoft.com/office/word/2018/wordml" xmlns:w16sdtdh="http://schemas.microsoft.com/office/word/2020/wordml/sdtdatahash" xmlns:w16se="http://schemas.microsoft.com/office/word/2015/wordml/symex" mc:Ignorable="w14 w15 w16se w16cid w16 w16cex w16sdtdh">
+<w:styles xmlns:mc="http://schemas.openxmlformats.org/markup-compatibility/2006" xmlns:r="http://schemas.openxmlformats.org/officeDocument/2006/relationships" xmlns:w="http://schemas.openxmlformats.org/wordprocessingml/2006/main" xmlns:w14="http://schemas.microsoft.com/office/word/2010/wordml" xmlns:w15="http://schemas.microsoft.com/office/word/2012/wordml" xmlns:w16cex="http://schemas.microsoft.com/office/word/2018/wordml/cex" xmlns:w16cid="http://schemas.microsoft.com/office/word/2016/wordml/cid" xmlns:w16="http://schemas.microsoft.com/office/word/2018/wordml" xmlns:w16du="http://schemas.microsoft.com/office/word/2023/wordml/word16du" xmlns:w16sdtdh="http://schemas.microsoft.com/office/word/2020/wordml/sdtdatahash" xmlns:w16sdtfl="http://schemas.microsoft.com/office/word/2024/wordml/sdtformatlock" xmlns:w16se="http://schemas.microsoft.com/office/word/2015/wordml/symex" mc:Ignorable="w14 w15 w16se w16cid w16 w16cex w16sdtdh w16sdtfl w16du">
   <w:docDefaults>
     <w:rPrDefault>
       <w:rPr>
@@ -187,7 +2742,7 @@
     <w:lsdException w:name="Table Web 2" w:semiHidden="1" w:unhideWhenUsed="1"/>
     <w:lsdException w:name="Table Web 3" w:semiHidden="1" w:unhideWhenUsed="1"/>
     <w:lsdException w:name="Balloon Text" w:semiHidden="1" w:unhideWhenUsed="1"/>
-    <w:lsdException w:name="Table Grid" w:uiPriority="39"/>
+    <w:lsdException w:name="Table Grid" w:uiPriority="59"/>
     <w:lsdException w:name="Table Theme" w:semiHidden="1" w:unhideWhenUsed="1"/>
     <w:lsdException w:name="Placeholder Text" w:semiHidden="1"/>
     <w:lsdException w:name="No Spacing" w:uiPriority="1" w:qFormat="1"/>
@@ -860,7 +3415,9 @@
   </w:style>
   <w:style w:type="paragraph" w:styleId="ListParagraph">
     <w:name w:val="List Paragraph"/>
+    <w:aliases w:val="bullet 1,bullet,List Paragraph11,List Paragraph2,Pictures"/>
     <w:basedOn w:val="Normal"/>
+    <w:link w:val="ListParagraphChar"/>
     <w:uiPriority w:val="34"/>
     <w:qFormat/>
     <w:rsid w:val="00C60E8A"/>
@@ -929,6 +3486,58 @@
       <w:color w:val="0F4761" w:themeColor="accent1" w:themeShade="BF"/>
       <w:spacing w:val="5"/>
     </w:rPr>
+  </w:style>
+  <w:style w:type="table" w:styleId="TableGrid">
+    <w:name w:val="Table Grid"/>
+    <w:basedOn w:val="TableNormal"/>
+    <w:uiPriority w:val="59"/>
+    <w:rsid w:val="0001614B"/>
+    <w:pPr>
+      <w:spacing w:after="0" w:line="240" w:lineRule="auto"/>
+    </w:pPr>
+    <w:rPr>
+      <w:rFonts w:eastAsia="Times New Roman" w:cs="Times New Roman"/>
+      <w:kern w:val="0"/>
+      <w:sz w:val="20"/>
+      <w:szCs w:val="20"/>
+      <w:lang w:val="vi-VN" w:eastAsia="vi-VN"/>
+      <w14:ligatures w14:val="none"/>
+    </w:rPr>
+    <w:tblPr>
+      <w:tblBorders>
+        <w:top w:val="single" w:sz="4" w:space="0" w:color="auto"/>
+        <w:left w:val="single" w:sz="4" w:space="0" w:color="auto"/>
+        <w:bottom w:val="single" w:sz="4" w:space="0" w:color="auto"/>
+        <w:right w:val="single" w:sz="4" w:space="0" w:color="auto"/>
+        <w:insideH w:val="single" w:sz="4" w:space="0" w:color="auto"/>
+        <w:insideV w:val="single" w:sz="4" w:space="0" w:color="auto"/>
+      </w:tblBorders>
+    </w:tblPr>
+  </w:style>
+  <w:style w:type="character" w:styleId="Hyperlink">
+    <w:name w:val="Hyperlink"/>
+    <w:uiPriority w:val="99"/>
+    <w:rsid w:val="0001614B"/>
+    <w:rPr>
+      <w:rFonts w:ascii="Verdana" w:hAnsi="Verdana" w:hint="default"/>
+      <w:b/>
+      <w:bCs/>
+      <w:strike w:val="0"/>
+      <w:dstrike w:val="0"/>
+      <w:color w:val="333333"/>
+      <w:sz w:val="22"/>
+      <w:szCs w:val="22"/>
+      <w:u w:val="none"/>
+      <w:effect w:val="none"/>
+    </w:rPr>
+  </w:style>
+  <w:style w:type="character" w:customStyle="1" w:styleId="ListParagraphChar">
+    <w:name w:val="List Paragraph Char"/>
+    <w:aliases w:val="bullet 1 Char,bullet Char,List Paragraph11 Char,List Paragraph2 Char,Pictures Char"/>
+    <w:basedOn w:val="DefaultParagraphFont"/>
+    <w:link w:val="ListParagraph"/>
+    <w:uiPriority w:val="34"/>
+    <w:rsid w:val="0001614B"/>
   </w:style>
 </w:styles>
 </file>

--- a/QTQLĐT&HTQT03/QTQLĐT&HTQT03BM04.docx
+++ b/QTQLĐT&HTQT03/QTQLĐT&HTQT03BM04.docx
@@ -90,9 +90,6 @@
                 <w:bCs/>
                 <w:noProof/>
                 <w:color w:val="000000" w:themeColor="text1"/>
-                <w:sz w:val="24"/>
-                <w:szCs w:val="24"/>
-                <w14:ligatures w14:val="standardContextual"/>
               </w:rPr>
               <mc:AlternateContent>
                 <mc:Choice Requires="wps">
@@ -212,7 +209,6 @@
                 <w:color w:val="000000" w:themeColor="text1"/>
                 <w:sz w:val="26"/>
                 <w:szCs w:val="26"/>
-                <w14:ligatures w14:val="standardContextual"/>
               </w:rPr>
               <mc:AlternateContent>
                 <mc:Choice Requires="wps">
@@ -993,48 +989,23 @@
           <w:sz w:val="26"/>
           <w:szCs w:val="26"/>
         </w:rPr>
-        <w:t>GioKhaiGiang</w:t>
-      </w:r>
-      <w:r>
-        <w:rPr>
-          <w:color w:val="000000" w:themeColor="text1"/>
-          <w:sz w:val="26"/>
-          <w:szCs w:val="26"/>
-        </w:rPr>
-        <w:t xml:space="preserve">]] </w:t>
-      </w:r>
-      <w:r>
-        <w:rPr>
-          <w:color w:val="000000" w:themeColor="text1"/>
-          <w:sz w:val="26"/>
-          <w:szCs w:val="26"/>
-        </w:rPr>
-        <w:t>giờ,</w:t>
-      </w:r>
-      <w:r>
-        <w:rPr>
-          <w:color w:val="000000" w:themeColor="text1"/>
-          <w:sz w:val="26"/>
-          <w:szCs w:val="26"/>
-          <w:lang w:val="vi-VN"/>
-        </w:rPr>
-        <w:t xml:space="preserve"> ngày </w:t>
-      </w:r>
-      <w:r>
-        <w:rPr>
-          <w:color w:val="000000" w:themeColor="text1"/>
-          <w:sz w:val="26"/>
-          <w:szCs w:val="26"/>
-        </w:rPr>
-        <w:t>[[</w:t>
-      </w:r>
-      <w:r>
-        <w:rPr>
-          <w:color w:val="000000" w:themeColor="text1"/>
-          <w:sz w:val="26"/>
-          <w:szCs w:val="26"/>
-        </w:rPr>
-        <w:t>NgayKhaiGiang</w:t>
+        <w:t>Ngay</w:t>
+      </w:r>
+      <w:r>
+        <w:rPr>
+          <w:color w:val="000000" w:themeColor="text1"/>
+          <w:sz w:val="26"/>
+          <w:szCs w:val="26"/>
+        </w:rPr>
+        <w:t>Gio</w:t>
+      </w:r>
+      <w:r>
+        <w:rPr>
+          <w:color w:val="000000" w:themeColor="text1"/>
+          <w:sz w:val="26"/>
+          <w:szCs w:val="26"/>
+        </w:rPr>
+        <w:t>KhaiGiang</w:t>
       </w:r>
       <w:r>
         <w:rPr>

--- a/QTQLĐT&HTQT03/QTQLĐT&HTQT03BM04.docx
+++ b/QTQLĐT&HTQT03/QTQLĐT&HTQT03BM04.docx
@@ -583,7 +583,7 @@
           <w:sz w:val="26"/>
           <w:szCs w:val="26"/>
         </w:rPr>
-        <w:t>ChuyenNganh</w:t>
+        <w:t>TenKhoaHoc</w:t>
       </w:r>
       <w:r>
         <w:rPr>
@@ -872,7 +872,15 @@
           <w:sz w:val="26"/>
           <w:szCs w:val="26"/>
         </w:rPr>
-        <w:t>SoLuongHV</w:t>
+        <w:t>SoLuong</w:t>
+      </w:r>
+      <w:r>
+        <w:rPr>
+          <w:color w:val="000000" w:themeColor="text1"/>
+          <w:sz w:val="26"/>
+          <w:szCs w:val="26"/>
+        </w:rPr>
+        <w:t>DuKien</w:t>
       </w:r>
       <w:r>
         <w:rPr>
